--- a/templates/Okonchatelen_Doklad_Template.docx
+++ b/templates/Okonchatelen_Doklad_Template.docx
@@ -155,7 +155,9 @@
           <w:bCs/>
           <w:color w:val="14181F"/>
         </w:rPr>
-        <w:t>Възложител</w:t>
+        <w:t xml:space="preserve">Възложител: </w:t>
+        <w:tab/>
+        <w:t>{{Възложател_Блок}}</w:t>
       </w:r>
       <w:proofErr w:type="spellEnd"/>
       <w:r>
@@ -163,21 +165,18 @@
           <w:rFonts w:eastAsia="Times New Roman"/>
           <w:color w:val="14181F"/>
         </w:rPr>
-        <w:t xml:space="preserve">: </w:t>
       </w:r>
       <w:r>
         <w:rPr>
           <w:rFonts w:eastAsia="Times New Roman"/>
           <w:color w:val="14181F"/>
         </w:rPr>
-        <w:tab/>
       </w:r>
       <w:r>
         <w:rPr>
           <w:rFonts w:eastAsia="Times New Roman"/>
           <w:color w:val="14181F"/>
         </w:rPr>
-        <w:t>{{</w:t>
       </w:r>
       <w:proofErr w:type="spellStart"/>
       <w:r>
@@ -185,7 +184,6 @@
           <w:rFonts w:eastAsia="Times New Roman"/>
           <w:color w:val="14181F"/>
         </w:rPr>
-        <w:t>Възложител_Фирма</w:t>
       </w:r>
       <w:proofErr w:type="spellEnd"/>
       <w:r>
@@ -193,7 +191,6 @@
           <w:rFonts w:eastAsia="Times New Roman"/>
           <w:color w:val="14181F"/>
         </w:rPr>
-        <w:t>}}</w:t>
       </w:r>
       <w:proofErr w:type="gramStart"/>
       <w:r>
@@ -201,7 +198,6 @@
           <w:rFonts w:eastAsia="Times New Roman"/>
           <w:color w:val="14181F"/>
         </w:rPr>
-        <w:t>,ЕИК</w:t>
       </w:r>
       <w:proofErr w:type="gramEnd"/>
       <w:r>
@@ -209,7 +205,6 @@
           <w:rFonts w:eastAsia="Times New Roman"/>
           <w:color w:val="14181F"/>
         </w:rPr>
-        <w:t>{{</w:t>
       </w:r>
       <w:proofErr w:type="spellStart"/>
       <w:r>
@@ -217,7 +212,6 @@
           <w:rFonts w:eastAsia="Times New Roman"/>
           <w:color w:val="14181F"/>
         </w:rPr>
-        <w:t>Възложител_ЕИК</w:t>
       </w:r>
       <w:proofErr w:type="spellEnd"/>
       <w:r>
@@ -225,24 +219,16 @@
           <w:rFonts w:eastAsia="Times New Roman"/>
           <w:color w:val="14181F"/>
         </w:rPr>
-        <w:t xml:space="preserve">}}, </w:t>
-      </w:r>
-      <w:r>
-        <w:t>{{</w:t>
-      </w:r>
+      </w:r>
+      <w:r/>
       <w:proofErr w:type="spellStart"/>
-      <w:r>
-        <w:t>Възложител_Адрес</w:t>
-      </w:r>
+      <w:r/>
       <w:proofErr w:type="spellEnd"/>
-      <w:r>
-        <w:t>}}</w:t>
-      </w:r>
-      <w:r>
-        <w:rPr>
-          <w:lang w:val="bg-BG"/>
-        </w:rPr>
-        <w:t xml:space="preserve"> </w:t>
+      <w:r/>
+      <w:r>
+        <w:rPr>
+          <w:lang w:val="bg-BG"/>
+        </w:rPr>
       </w:r>
       <w:bookmarkStart w:id="0" w:name="_GoBack"/>
       <w:bookmarkEnd w:id="0"/>
@@ -252,7 +238,6 @@
           <w:rFonts w:eastAsia="Times New Roman"/>
           <w:color w:val="14181F"/>
         </w:rPr>
-        <w:t>представлявана</w:t>
       </w:r>
       <w:proofErr w:type="spellEnd"/>
       <w:r>
@@ -260,7 +245,6 @@
           <w:rFonts w:eastAsia="Times New Roman"/>
           <w:color w:val="14181F"/>
         </w:rPr>
-        <w:t xml:space="preserve"> </w:t>
       </w:r>
       <w:proofErr w:type="spellStart"/>
       <w:r>
@@ -268,7 +252,6 @@
           <w:rFonts w:eastAsia="Times New Roman"/>
           <w:color w:val="14181F"/>
         </w:rPr>
-        <w:t>от</w:t>
       </w:r>
       <w:proofErr w:type="spellEnd"/>
       <w:r>
@@ -276,7 +259,6 @@
           <w:rFonts w:eastAsia="Times New Roman"/>
           <w:color w:val="14181F"/>
         </w:rPr>
-        <w:t xml:space="preserve"> {{</w:t>
       </w:r>
       <w:proofErr w:type="spellStart"/>
       <w:r>
@@ -284,7 +266,6 @@
           <w:rFonts w:eastAsia="Times New Roman"/>
           <w:color w:val="14181F"/>
         </w:rPr>
-        <w:t>Възложител_Представител</w:t>
       </w:r>
       <w:proofErr w:type="spellEnd"/>
       <w:r>
@@ -292,7 +273,6 @@
           <w:rFonts w:eastAsia="Times New Roman"/>
           <w:color w:val="14181F"/>
         </w:rPr>
-        <w:t>}}</w:t>
       </w:r>
     </w:p>
     <w:p>
@@ -1030,7 +1010,7 @@
         <w:rPr>
           <w:lang w:val="bg-BG"/>
         </w:rPr>
-        <w:t>{{Възложител_Фирма}}, ЕИК {{Възложител_ЕИК}}, представлявано от {{Възложител_Представител}}</w:t>
+        <w:t>{{Възложател_Блок}}</w:t>
       </w:r>
     </w:p>
     <w:p>

--- a/templates/Okonchatelen_Doklad_Template.docx
+++ b/templates/Okonchatelen_Doklad_Template.docx
@@ -404,7 +404,6 @@
           <w:rFonts w:eastAsia="Times New Roman"/>
           <w:color w:val="14181F"/>
         </w:rPr>
-        <w:t>инж</w:t>
       </w:r>
       <w:proofErr w:type="spellEnd"/>
       <w:r>
@@ -412,7 +411,7 @@
           <w:rFonts w:eastAsia="Times New Roman"/>
           <w:color w:val="14181F"/>
         </w:rPr>
-        <w:t>. {{</w:t>
+        <w:t>{{</w:t>
       </w:r>
       <w:proofErr w:type="spellStart"/>
       <w:r>
@@ -2109,6 +2108,7 @@
     </w:p>
     <w:sectPr>
       <w:headerReference w:type="default" r:id="rId8"/>
+      <w:footerReference w:type="default" r:id="rId11"/>
       <w:pgSz w:w="11906" w:h="16838"/>
       <w:pgMar w:top="851" w:right="851" w:bottom="709" w:left="1418" w:header="284" w:footer="0" w:gutter="0"/>
       <w:cols w:space="720"/>
@@ -2135,6 +2135,16 @@
     </w:p>
   </w:endnote>
 </w:endnotes>
+</file>
+
+<file path=word/footer1.xml><?xml version="1.0" encoding="utf-8"?>
+<w:ftr xmlns:m="http://schemas.openxmlformats.org/officeDocument/2006/math" xmlns:mc="http://schemas.openxmlformats.org/markup-compatibility/2006" xmlns:mo="http://schemas.microsoft.com/office/mac/office/2008/main" xmlns:mv="urn:schemas-microsoft-com:mac:vml" xmlns:o="urn:schemas-microsoft-com:office:office" xmlns:r="http://schemas.openxmlformats.org/officeDocument/2006/relationships" xmlns:v="urn:schemas-microsoft-com:vml" xmlns:w10="urn:schemas-microsoft-com:office:word" xmlns:w14="http://schemas.microsoft.com/office/word/2010/wordml" xmlns:w="http://schemas.openxmlformats.org/wordprocessingml/2006/main" xmlns:wne="http://schemas.microsoft.com/office/word/2006/wordml" xmlns:wp14="http://schemas.microsoft.com/office/word/2010/wordprocessingDrawing" xmlns:wp="http://schemas.openxmlformats.org/drawingml/2006/wordprocessingDrawing" xmlns:wpc="http://schemas.microsoft.com/office/word/2010/wordprocessingCanvas" xmlns:wpg="http://schemas.microsoft.com/office/word/2010/wordprocessingGroup" xmlns:wpi="http://schemas.microsoft.com/office/word/2010/wordprocessingInk" xmlns:wps="http://schemas.microsoft.com/office/word/2010/wordprocessingShape" mc:Ignorable="w14 wp14">
+  <w:p>
+    <w:pPr>
+      <w:pStyle w:val="Footer"/>
+    </w:pPr>
+  </w:p>
+</w:ftr>
 </file>
 
 <file path=word/footnotes.xml><?xml version="1.0" encoding="utf-8"?>

--- a/templates/Okonchatelen_Doklad_Template.docx
+++ b/templates/Okonchatelen_Doklad_Template.docx
@@ -294,7 +294,9 @@
           <w:bCs/>
           <w:color w:val="14181F"/>
         </w:rPr>
-        <w:t>Консултант</w:t>
+        <w:t xml:space="preserve">Консултант (строителен надзор): </w:t>
+        <w:tab/>
+        <w:t>{{Консултант_Фирма}}, ЕИК {{Консултант_ЕИК}}, {{Консултант_Адрес}}, представлявана от {{Консултант_Управител}} - Управител</w:t>
       </w:r>
       <w:proofErr w:type="spellEnd"/>
       <w:r>
@@ -302,21 +304,18 @@
           <w:rFonts w:eastAsia="Times New Roman"/>
           <w:color w:val="14181F"/>
         </w:rPr>
-        <w:t xml:space="preserve">: </w:t>
       </w:r>
       <w:r>
         <w:rPr>
           <w:rFonts w:eastAsia="Times New Roman"/>
           <w:color w:val="14181F"/>
         </w:rPr>
-        <w:tab/>
       </w:r>
       <w:r>
         <w:rPr>
           <w:rFonts w:eastAsia="Times New Roman"/>
           <w:color w:val="14181F"/>
         </w:rPr>
-        <w:t>{{</w:t>
       </w:r>
       <w:proofErr w:type="spellStart"/>
       <w:r>
@@ -324,7 +323,6 @@
           <w:rFonts w:eastAsia="Times New Roman"/>
           <w:color w:val="14181F"/>
         </w:rPr>
-        <w:t>Консултант_Фирма</w:t>
       </w:r>
       <w:proofErr w:type="spellEnd"/>
       <w:r>
@@ -332,7 +330,6 @@
           <w:rFonts w:eastAsia="Times New Roman"/>
           <w:color w:val="14181F"/>
         </w:rPr>
-        <w:t>}}, ЕИК {{</w:t>
       </w:r>
       <w:proofErr w:type="spellStart"/>
       <w:r>
@@ -340,7 +337,6 @@
           <w:rFonts w:eastAsia="Times New Roman"/>
           <w:color w:val="14181F"/>
         </w:rPr>
-        <w:t>Консултант_ЕИК</w:t>
       </w:r>
       <w:proofErr w:type="spellEnd"/>
       <w:r>
@@ -348,7 +344,6 @@
           <w:rFonts w:eastAsia="Times New Roman"/>
           <w:color w:val="14181F"/>
         </w:rPr>
-        <w:t>}}, {{</w:t>
       </w:r>
       <w:proofErr w:type="spellStart"/>
       <w:r>
@@ -356,7 +351,6 @@
           <w:rFonts w:eastAsia="Times New Roman"/>
           <w:color w:val="14181F"/>
         </w:rPr>
-        <w:t>Консултант_Адрес</w:t>
       </w:r>
       <w:proofErr w:type="spellEnd"/>
       <w:r>
@@ -364,7 +358,6 @@
           <w:rFonts w:eastAsia="Times New Roman"/>
           <w:color w:val="14181F"/>
         </w:rPr>
-        <w:t xml:space="preserve">}}, </w:t>
       </w:r>
       <w:proofErr w:type="spellStart"/>
       <w:r>
@@ -372,7 +365,6 @@
           <w:rFonts w:eastAsia="Times New Roman"/>
           <w:color w:val="14181F"/>
         </w:rPr>
-        <w:t>представлявана</w:t>
       </w:r>
       <w:proofErr w:type="spellEnd"/>
       <w:r>
@@ -380,7 +372,6 @@
           <w:rFonts w:eastAsia="Times New Roman"/>
           <w:color w:val="14181F"/>
         </w:rPr>
-        <w:t xml:space="preserve"> </w:t>
       </w:r>
       <w:proofErr w:type="spellStart"/>
       <w:r>
@@ -388,7 +379,6 @@
           <w:rFonts w:eastAsia="Times New Roman"/>
           <w:color w:val="14181F"/>
         </w:rPr>
-        <w:t>от</w:t>
       </w:r>
       <w:proofErr w:type="spellEnd"/>
       <w:r>
@@ -396,7 +386,6 @@
           <w:rFonts w:eastAsia="Times New Roman"/>
           <w:color w:val="14181F"/>
         </w:rPr>
-        <w:t xml:space="preserve"> </w:t>
       </w:r>
       <w:proofErr w:type="spellStart"/>
       <w:r>
@@ -411,7 +400,6 @@
           <w:rFonts w:eastAsia="Times New Roman"/>
           <w:color w:val="14181F"/>
         </w:rPr>
-        <w:t>{{</w:t>
       </w:r>
       <w:proofErr w:type="spellStart"/>
       <w:r>
@@ -419,7 +407,6 @@
           <w:rFonts w:eastAsia="Times New Roman"/>
           <w:color w:val="14181F"/>
         </w:rPr>
-        <w:t>Консултант_Управител</w:t>
       </w:r>
       <w:proofErr w:type="spellEnd"/>
       <w:r>
@@ -427,7 +414,6 @@
           <w:rFonts w:eastAsia="Times New Roman"/>
           <w:color w:val="14181F"/>
         </w:rPr>
-        <w:t xml:space="preserve">}} - </w:t>
       </w:r>
       <w:proofErr w:type="spellStart"/>
       <w:r>
@@ -435,7 +421,6 @@
           <w:rFonts w:eastAsia="Times New Roman"/>
           <w:color w:val="14181F"/>
         </w:rPr>
-        <w:t>Управител</w:t>
       </w:r>
       <w:proofErr w:type="spellEnd"/>
     </w:p>
@@ -677,6 +662,9 @@
           <w:lang w:val="bg-BG"/>
         </w:rPr>
         <w:t>Проектант:</w:t>
+        <w:tab/>
+        <w:tab/>
+        <w:t>{{Проектанти_Имена}}</w:t>
       </w:r>
       <w:r>
         <w:rPr>
@@ -686,7 +674,6 @@
           <w:color w:val="14181F"/>
           <w:lang w:val="bg-BG"/>
         </w:rPr>
-        <w:tab/>
       </w:r>
       <w:r>
         <w:rPr>
@@ -696,13 +683,11 @@
           <w:color w:val="14181F"/>
           <w:lang w:val="bg-BG"/>
         </w:rPr>
-        <w:tab/>
-      </w:r>
-      <w:r>
-        <w:rPr>
-          <w:lang w:val="bg-BG"/>
-        </w:rPr>
-        <w:t>{{Проектанти_Списък}}</w:t>
+      </w:r>
+      <w:r>
+        <w:rPr>
+          <w:lang w:val="bg-BG"/>
+        </w:rPr>
       </w:r>
     </w:p>
     <w:p>
@@ -2071,16 +2056,12 @@
         <w:spacing w:after="240"/>
       </w:pPr>
       <w:r>
-        <w:t xml:space="preserve">СН </w:t>
+        <w:t>Управител СН: ..............................</w:t>
       </w:r>
       <w:proofErr w:type="spellStart"/>
-      <w:r>
-        <w:t>Управител</w:t>
-      </w:r>
+      <w:r/>
       <w:proofErr w:type="spellEnd"/>
-      <w:r>
-        <w:t>: ..............................</w:t>
-      </w:r>
+      <w:r/>
     </w:p>
     <w:p>
       <w:pPr>

--- a/templates/Okonchatelen_Doklad_Template.docx
+++ b/templates/Okonchatelen_Doklad_Template.docx
@@ -4,7 +4,7 @@
   <w:body>
     <w:p>
       <w:pPr>
-        <w:spacing w:after="120"/>
+        <w:pStyle w:val="LegalBody"/>
       </w:pPr>
       <w:proofErr w:type="spellStart"/>
       <w:r>
@@ -28,12 +28,429 @@
         <w:spacing w:after="120"/>
       </w:pPr>
     </w:p>
+    <w:tbl>
+      <w:tblPr>
+        <w:tblW w:w="0" w:type="auto"/>
+        <w:jc w:val="center"/>
+        <w:tblLayout w:type="fixed"/>
+        <w:tblLook w:val="04A0" w:firstRow="1" w:lastRow="0" w:firstColumn="1" w:lastColumn="0" w:noHBand="0" w:noVBand="1"/>
+      </w:tblPr>
+      <w:tblGrid>
+        <w:gridCol w:w="2438"/>
+        <w:gridCol w:w="7427"/>
+      </w:tblGrid>
+      <w:tr>
+        <w:trPr>
+          <w:cantSplit/>
+          <w:jc w:val="center"/>
+        </w:trPr>
+        <w:tc>
+          <w:tcPr>
+            <w:tcW w:w="2438" w:type="dxa"/>
+            <w:tcBorders>
+              <w:top w:val="nil"/>
+              <w:left w:val="nil"/>
+              <w:bottom w:val="nil"/>
+              <w:right w:val="nil"/>
+            </w:tcBorders>
+            <w:tcMar>
+              <w:top w:w="35" w:type="dxa"/>
+              <w:left w:w="40" w:type="dxa"/>
+              <w:bottom w:w="35" w:type="dxa"/>
+              <w:right w:w="60" w:type="dxa"/>
+            </w:tcMar>
+          </w:tcPr>
+          <w:p>
+            <w:pPr>
+              <w:pStyle w:val="FieldLabel"/>
+              <w:keepLines/>
+            </w:pPr>
+            <w:proofErr w:type="spellStart"/>
+            <w:r>
+              <w:t>Строеж:</w:t>
+            </w:r>
+            <w:proofErr w:type="spellEnd"/>
+            <w:r/>
+          </w:p>
+        </w:tc>
+        <w:tc>
+          <w:tcPr>
+            <w:tcW w:w="7427" w:type="dxa"/>
+            <w:tcBorders>
+              <w:top w:val="nil"/>
+              <w:left w:val="nil"/>
+              <w:bottom w:val="nil"/>
+              <w:right w:val="nil"/>
+            </w:tcBorders>
+            <w:tcMar>
+              <w:top w:w="35" w:type="dxa"/>
+              <w:left w:w="40" w:type="dxa"/>
+              <w:bottom w:w="35" w:type="dxa"/>
+              <w:right w:w="60" w:type="dxa"/>
+            </w:tcMar>
+          </w:tcPr>
+          <w:p>
+            <w:pPr>
+              <w:pStyle w:val="FieldValue"/>
+              <w:keepLines/>
+              <w:pBdr>
+                <w:bottom w:val="single" w:sz="5" w:space="1" w:color="BCBCBC"/>
+              </w:pBdr>
+            </w:pPr>
+            <w:r>
+              <w:rPr/>
+              <w:t>{{Строеж}}</w:t>
+            </w:r>
+          </w:p>
+        </w:tc>
+      </w:tr>
+      <w:tr>
+        <w:trPr>
+          <w:cantSplit/>
+          <w:jc w:val="center"/>
+        </w:trPr>
+        <w:tc>
+          <w:tcPr>
+            <w:tcW w:w="2438" w:type="dxa"/>
+            <w:tcBorders>
+              <w:top w:val="nil"/>
+              <w:left w:val="nil"/>
+              <w:bottom w:val="nil"/>
+              <w:right w:val="nil"/>
+            </w:tcBorders>
+            <w:tcMar>
+              <w:top w:w="35" w:type="dxa"/>
+              <w:left w:w="40" w:type="dxa"/>
+              <w:bottom w:w="35" w:type="dxa"/>
+              <w:right w:w="60" w:type="dxa"/>
+            </w:tcMar>
+          </w:tcPr>
+          <w:p>
+            <w:pPr>
+              <w:pStyle w:val="FieldLabel"/>
+              <w:keepLines/>
+            </w:pPr>
+            <w:proofErr w:type="spellStart"/>
+            <w:r>
+              <w:t>Местонахождение:</w:t>
+            </w:r>
+            <w:proofErr w:type="spellEnd"/>
+            <w:r/>
+          </w:p>
+        </w:tc>
+        <w:tc>
+          <w:tcPr>
+            <w:tcW w:w="7427" w:type="dxa"/>
+            <w:tcBorders>
+              <w:top w:val="nil"/>
+              <w:left w:val="nil"/>
+              <w:bottom w:val="nil"/>
+              <w:right w:val="nil"/>
+            </w:tcBorders>
+            <w:tcMar>
+              <w:top w:w="35" w:type="dxa"/>
+              <w:left w:w="40" w:type="dxa"/>
+              <w:bottom w:w="35" w:type="dxa"/>
+              <w:right w:w="60" w:type="dxa"/>
+            </w:tcMar>
+          </w:tcPr>
+          <w:p>
+            <w:pPr>
+              <w:pStyle w:val="FieldValue"/>
+              <w:keepLines/>
+              <w:pBdr>
+                <w:bottom w:val="single" w:sz="5" w:space="1" w:color="BCBCBC"/>
+              </w:pBdr>
+            </w:pPr>
+            <w:r>
+              <w:rPr/>
+              <w:t>{{Адрес}}</w:t>
+            </w:r>
+          </w:p>
+        </w:tc>
+      </w:tr>
+      <w:tr>
+        <w:trPr>
+          <w:cantSplit/>
+          <w:jc w:val="center"/>
+        </w:trPr>
+        <w:tc>
+          <w:tcPr>
+            <w:tcW w:w="2438" w:type="dxa"/>
+            <w:tcBorders>
+              <w:top w:val="nil"/>
+              <w:left w:val="nil"/>
+              <w:bottom w:val="nil"/>
+              <w:right w:val="nil"/>
+            </w:tcBorders>
+            <w:tcMar>
+              <w:top w:w="35" w:type="dxa"/>
+              <w:left w:w="40" w:type="dxa"/>
+              <w:bottom w:w="35" w:type="dxa"/>
+              <w:right w:w="60" w:type="dxa"/>
+            </w:tcMar>
+          </w:tcPr>
+          <w:p>
+            <w:pPr>
+              <w:pStyle w:val="FieldLabel"/>
+              <w:keepLines/>
+            </w:pPr>
+            <w:proofErr w:type="spellStart"/>
+            <w:r>
+              <w:t>Възложител:</w:t>
+            </w:r>
+            <w:proofErr w:type="spellEnd"/>
+            <w:r/>
+          </w:p>
+        </w:tc>
+        <w:tc>
+          <w:tcPr>
+            <w:tcW w:w="7427" w:type="dxa"/>
+            <w:tcBorders>
+              <w:top w:val="nil"/>
+              <w:left w:val="nil"/>
+              <w:bottom w:val="nil"/>
+              <w:right w:val="nil"/>
+            </w:tcBorders>
+            <w:tcMar>
+              <w:top w:w="35" w:type="dxa"/>
+              <w:left w:w="40" w:type="dxa"/>
+              <w:bottom w:w="35" w:type="dxa"/>
+              <w:right w:w="60" w:type="dxa"/>
+            </w:tcMar>
+          </w:tcPr>
+          <w:p>
+            <w:pPr>
+              <w:pStyle w:val="FieldValue"/>
+              <w:keepLines/>
+              <w:pBdr>
+                <w:bottom w:val="single" w:sz="5" w:space="1" w:color="BCBCBC"/>
+              </w:pBdr>
+            </w:pPr>
+            <w:r>
+              <w:rPr/>
+              <w:t>{{Възложател_Блок}}</w:t>
+            </w:r>
+          </w:p>
+        </w:tc>
+      </w:tr>
+      <w:tr>
+        <w:trPr>
+          <w:cantSplit/>
+          <w:jc w:val="center"/>
+        </w:trPr>
+        <w:tc>
+          <w:tcPr>
+            <w:tcW w:w="2438" w:type="dxa"/>
+            <w:tcBorders>
+              <w:top w:val="nil"/>
+              <w:left w:val="nil"/>
+              <w:bottom w:val="nil"/>
+              <w:right w:val="nil"/>
+            </w:tcBorders>
+            <w:tcMar>
+              <w:top w:w="35" w:type="dxa"/>
+              <w:left w:w="40" w:type="dxa"/>
+              <w:bottom w:w="35" w:type="dxa"/>
+              <w:right w:w="60" w:type="dxa"/>
+            </w:tcMar>
+          </w:tcPr>
+          <w:p>
+            <w:pPr>
+              <w:pStyle w:val="FieldLabel"/>
+              <w:keepLines/>
+            </w:pPr>
+            <w:proofErr w:type="spellStart"/>
+            <w:r>
+              <w:t>Консултант (строителен надзор):</w:t>
+            </w:r>
+            <w:bookmarkStart w:id="0" w:name="_GoBack"/>
+            <w:bookmarkEnd w:id="0"/>
+            <w:r/>
+            <w:proofErr w:type="spellEnd"/>
+            <w:r/>
+            <w:proofErr w:type="spellStart"/>
+            <w:r/>
+            <w:proofErr w:type="spellEnd"/>
+            <w:r/>
+            <w:proofErr w:type="spellStart"/>
+            <w:r/>
+            <w:proofErr w:type="spellEnd"/>
+            <w:r/>
+          </w:p>
+        </w:tc>
+        <w:tc>
+          <w:tcPr>
+            <w:tcW w:w="7427" w:type="dxa"/>
+            <w:tcBorders>
+              <w:top w:val="nil"/>
+              <w:left w:val="nil"/>
+              <w:bottom w:val="nil"/>
+              <w:right w:val="nil"/>
+            </w:tcBorders>
+            <w:tcMar>
+              <w:top w:w="35" w:type="dxa"/>
+              <w:left w:w="40" w:type="dxa"/>
+              <w:bottom w:w="35" w:type="dxa"/>
+              <w:right w:w="60" w:type="dxa"/>
+            </w:tcMar>
+          </w:tcPr>
+          <w:p>
+            <w:pPr>
+              <w:pStyle w:val="FieldValue"/>
+              <w:keepLines/>
+              <w:pBdr>
+                <w:bottom w:val="single" w:sz="5" w:space="1" w:color="BCBCBC"/>
+              </w:pBdr>
+            </w:pPr>
+            <w:r>
+              <w:rPr/>
+              <w:t>{{Консултант_Фирма}}, ЕИК {{Консултант_ЕИК}}, {{Консултант_Адрес}}, представлявана от {{Консултант_Управител}} - Управител</w:t>
+            </w:r>
+          </w:p>
+        </w:tc>
+      </w:tr>
+      <w:tr>
+        <w:trPr>
+          <w:cantSplit/>
+          <w:jc w:val="center"/>
+        </w:trPr>
+        <w:tc>
+          <w:tcPr>
+            <w:tcW w:w="2438" w:type="dxa"/>
+            <w:tcBorders>
+              <w:top w:val="nil"/>
+              <w:left w:val="nil"/>
+              <w:bottom w:val="nil"/>
+              <w:right w:val="nil"/>
+            </w:tcBorders>
+            <w:tcMar>
+              <w:top w:w="35" w:type="dxa"/>
+              <w:left w:w="40" w:type="dxa"/>
+              <w:bottom w:w="35" w:type="dxa"/>
+              <w:right w:w="60" w:type="dxa"/>
+            </w:tcMar>
+          </w:tcPr>
+          <w:p>
+            <w:pPr>
+              <w:pStyle w:val="FieldLabel"/>
+              <w:keepLines/>
+            </w:pPr>
+            <w:proofErr w:type="spellStart"/>
+            <w:r>
+              <w:t>Строител:</w:t>
+            </w:r>
+            <w:proofErr w:type="spellEnd"/>
+            <w:r/>
+            <w:proofErr w:type="spellStart"/>
+            <w:r/>
+            <w:proofErr w:type="spellEnd"/>
+            <w:r/>
+          </w:p>
+        </w:tc>
+        <w:tc>
+          <w:tcPr>
+            <w:tcW w:w="7427" w:type="dxa"/>
+            <w:tcBorders>
+              <w:top w:val="nil"/>
+              <w:left w:val="nil"/>
+              <w:bottom w:val="nil"/>
+              <w:right w:val="nil"/>
+            </w:tcBorders>
+            <w:tcMar>
+              <w:top w:w="35" w:type="dxa"/>
+              <w:left w:w="40" w:type="dxa"/>
+              <w:bottom w:w="35" w:type="dxa"/>
+              <w:right w:w="60" w:type="dxa"/>
+            </w:tcMar>
+          </w:tcPr>
+          <w:p>
+            <w:pPr>
+              <w:pStyle w:val="FieldValue"/>
+              <w:keepLines/>
+              <w:pBdr>
+                <w:bottom w:val="single" w:sz="5" w:space="1" w:color="BCBCBC"/>
+              </w:pBdr>
+            </w:pPr>
+            <w:r>
+              <w:rPr/>
+              <w:t>{{Строител_Фирма}}, ЕИК {{Строител_ЕИК}}, {{Строител_Адрес}}, представлявано от {{Строител_Управител}}</w:t>
+            </w:r>
+          </w:p>
+        </w:tc>
+      </w:tr>
+      <w:tr>
+        <w:trPr>
+          <w:cantSplit/>
+          <w:jc w:val="center"/>
+        </w:trPr>
+        <w:tc>
+          <w:tcPr>
+            <w:tcW w:w="2438" w:type="dxa"/>
+            <w:tcBorders>
+              <w:top w:val="nil"/>
+              <w:left w:val="nil"/>
+              <w:bottom w:val="nil"/>
+              <w:right w:val="nil"/>
+            </w:tcBorders>
+            <w:tcMar>
+              <w:top w:w="35" w:type="dxa"/>
+              <w:left w:w="40" w:type="dxa"/>
+              <w:bottom w:w="35" w:type="dxa"/>
+              <w:right w:w="60" w:type="dxa"/>
+            </w:tcMar>
+          </w:tcPr>
+          <w:p>
+            <w:pPr>
+              <w:pStyle w:val="FieldLabel"/>
+              <w:keepLines/>
+            </w:pPr>
+            <w:proofErr w:type="spellStart"/>
+            <w:r>
+              <w:t>Проектант:</w:t>
+            </w:r>
+            <w:proofErr w:type="spellEnd"/>
+            <w:r/>
+          </w:p>
+        </w:tc>
+        <w:tc>
+          <w:tcPr>
+            <w:tcW w:w="7427" w:type="dxa"/>
+            <w:tcBorders>
+              <w:top w:val="nil"/>
+              <w:left w:val="nil"/>
+              <w:bottom w:val="nil"/>
+              <w:right w:val="nil"/>
+            </w:tcBorders>
+            <w:tcMar>
+              <w:top w:w="35" w:type="dxa"/>
+              <w:left w:w="40" w:type="dxa"/>
+              <w:bottom w:w="35" w:type="dxa"/>
+              <w:right w:w="60" w:type="dxa"/>
+            </w:tcMar>
+          </w:tcPr>
+          <w:p>
+            <w:pPr>
+              <w:pStyle w:val="FieldValue"/>
+              <w:keepLines/>
+              <w:pBdr>
+                <w:bottom w:val="single" w:sz="5" w:space="1" w:color="BCBCBC"/>
+              </w:pBdr>
+            </w:pPr>
+            <w:r>
+              <w:rPr/>
+              <w:t>{{Проектанти_Имена}}</w:t>
+            </w:r>
+          </w:p>
+        </w:tc>
+      </w:tr>
+    </w:tbl>
     <w:p>
       <w:pPr>
+        <w:pStyle w:val="LegalBody"/>
         <w:tabs>
           <w:tab w:val="left" w:pos="2127"/>
         </w:tabs>
-        <w:ind w:left="2127" w:hanging="2127"/>
         <w:rPr>
           <w:rFonts w:eastAsia="Times New Roman"/>
           <w:color w:val="14181F"/>
@@ -42,652 +459,36 @@
       <w:proofErr w:type="spellStart"/>
       <w:r>
         <w:rPr>
-          <w:rFonts w:eastAsia="Times New Roman"/>
           <w:b/>
           <w:bCs/>
-          <w:color w:val="14181F"/>
         </w:rPr>
-        <w:t>Строеж</w:t>
+        <w:t>Техн. ръководител: {{Строител_ТехРък}}</w:t>
       </w:r>
       <w:proofErr w:type="spellEnd"/>
       <w:r>
         <w:rPr>
-          <w:rFonts w:eastAsia="Times New Roman"/>
-          <w:color w:val="14181F"/>
-        </w:rPr>
-        <w:t xml:space="preserve">: </w:t>
-      </w:r>
-      <w:r>
-        <w:rPr>
-          <w:rFonts w:eastAsia="Times New Roman"/>
-          <w:color w:val="14181F"/>
-        </w:rPr>
-        <w:tab/>
-        <w:t>{{</w:t>
-      </w:r>
-      <w:proofErr w:type="spellStart"/>
-      <w:r>
-        <w:rPr>
-          <w:rFonts w:eastAsia="Times New Roman"/>
-          <w:color w:val="14181F"/>
-        </w:rPr>
-        <w:t>Строеж</w:t>
-      </w:r>
-      <w:proofErr w:type="spellEnd"/>
-      <w:r>
-        <w:rPr>
-          <w:rFonts w:eastAsia="Times New Roman"/>
-          <w:color w:val="14181F"/>
-        </w:rPr>
-        <w:t>}}</w:t>
-      </w:r>
-    </w:p>
-    <w:p>
-      <w:pPr>
-        <w:tabs>
-          <w:tab w:val="left" w:pos="2127"/>
-        </w:tabs>
-        <w:ind w:left="2127" w:hanging="2127"/>
-        <w:rPr>
-          <w:rFonts w:eastAsia="Times New Roman"/>
-          <w:color w:val="14181F"/>
-        </w:rPr>
-      </w:pPr>
-      <w:proofErr w:type="spellStart"/>
-      <w:r>
-        <w:rPr>
-          <w:rFonts w:eastAsia="Times New Roman"/>
           <w:b/>
           <w:bCs/>
-          <w:color w:val="14181F"/>
-        </w:rPr>
-        <w:t>Местонахождение</w:t>
-      </w:r>
-      <w:proofErr w:type="spellEnd"/>
-      <w:r>
-        <w:rPr>
-          <w:rFonts w:eastAsia="Times New Roman"/>
-          <w:color w:val="14181F"/>
-        </w:rPr>
-        <w:t xml:space="preserve">: </w:t>
-      </w:r>
-      <w:r>
-        <w:rPr>
-          <w:rFonts w:eastAsia="Times New Roman"/>
-          <w:color w:val="14181F"/>
-        </w:rPr>
-        <w:tab/>
-        <w:t>{{</w:t>
-      </w:r>
-      <w:proofErr w:type="spellStart"/>
-      <w:r>
-        <w:rPr>
-          <w:rFonts w:eastAsia="Times New Roman"/>
-          <w:color w:val="14181F"/>
-        </w:rPr>
-        <w:t>Адрес</w:t>
-      </w:r>
-      <w:proofErr w:type="spellEnd"/>
-      <w:r>
-        <w:rPr>
-          <w:rFonts w:eastAsia="Times New Roman"/>
-          <w:color w:val="14181F"/>
-        </w:rPr>
-        <w:t>}}</w:t>
-      </w:r>
-    </w:p>
-    <w:p>
-      <w:pPr>
-        <w:tabs>
-          <w:tab w:val="left" w:pos="2127"/>
-        </w:tabs>
-        <w:ind w:left="2127" w:hanging="2127"/>
-        <w:rPr>
-          <w:rFonts w:eastAsia="Times New Roman"/>
-          <w:color w:val="14181F"/>
-        </w:rPr>
-      </w:pPr>
-      <w:proofErr w:type="spellStart"/>
-      <w:r>
-        <w:rPr>
-          <w:rFonts w:eastAsia="Times New Roman"/>
-          <w:b/>
-          <w:bCs/>
-          <w:color w:val="14181F"/>
-        </w:rPr>
-        <w:t xml:space="preserve">Възложител: </w:t>
-        <w:tab/>
-        <w:t>{{Възложател_Блок}}</w:t>
-      </w:r>
-      <w:proofErr w:type="spellEnd"/>
-      <w:r>
-        <w:rPr>
-          <w:rFonts w:eastAsia="Times New Roman"/>
-          <w:color w:val="14181F"/>
-        </w:rPr>
-      </w:r>
-      <w:r>
-        <w:rPr>
-          <w:rFonts w:eastAsia="Times New Roman"/>
-          <w:color w:val="14181F"/>
-        </w:rPr>
-      </w:r>
-      <w:r>
-        <w:rPr>
-          <w:rFonts w:eastAsia="Times New Roman"/>
-          <w:color w:val="14181F"/>
         </w:rPr>
       </w:r>
       <w:proofErr w:type="spellStart"/>
       <w:r>
         <w:rPr>
-          <w:rFonts w:eastAsia="Times New Roman"/>
-          <w:color w:val="14181F"/>
+          <w:b/>
+          <w:bCs/>
         </w:rPr>
       </w:r>
       <w:proofErr w:type="spellEnd"/>
       <w:r>
-        <w:rPr>
-          <w:rFonts w:eastAsia="Times New Roman"/>
-          <w:color w:val="14181F"/>
-        </w:rPr>
-      </w:r>
-      <w:proofErr w:type="gramStart"/>
-      <w:r>
-        <w:rPr>
-          <w:rFonts w:eastAsia="Times New Roman"/>
-          <w:color w:val="14181F"/>
-        </w:rPr>
-      </w:r>
-      <w:proofErr w:type="gramEnd"/>
-      <w:r>
-        <w:rPr>
-          <w:rFonts w:eastAsia="Times New Roman"/>
-          <w:color w:val="14181F"/>
-        </w:rPr>
+        <w:rPr/>
       </w:r>
       <w:proofErr w:type="spellStart"/>
       <w:r>
-        <w:rPr>
-          <w:rFonts w:eastAsia="Times New Roman"/>
-          <w:color w:val="14181F"/>
-        </w:rPr>
+        <w:rPr/>
       </w:r>
       <w:proofErr w:type="spellEnd"/>
       <w:r>
-        <w:rPr>
-          <w:rFonts w:eastAsia="Times New Roman"/>
-          <w:color w:val="14181F"/>
-        </w:rPr>
-      </w:r>
-      <w:r/>
-      <w:proofErr w:type="spellStart"/>
-      <w:r/>
-      <w:proofErr w:type="spellEnd"/>
-      <w:r/>
-      <w:r>
-        <w:rPr>
-          <w:lang w:val="bg-BG"/>
-        </w:rPr>
-      </w:r>
-      <w:bookmarkStart w:id="0" w:name="_GoBack"/>
-      <w:bookmarkEnd w:id="0"/>
-      <w:proofErr w:type="spellStart"/>
-      <w:r>
-        <w:rPr>
-          <w:rFonts w:eastAsia="Times New Roman"/>
-          <w:color w:val="14181F"/>
-        </w:rPr>
-      </w:r>
-      <w:proofErr w:type="spellEnd"/>
-      <w:r>
-        <w:rPr>
-          <w:rFonts w:eastAsia="Times New Roman"/>
-          <w:color w:val="14181F"/>
-        </w:rPr>
-      </w:r>
-      <w:proofErr w:type="spellStart"/>
-      <w:r>
-        <w:rPr>
-          <w:rFonts w:eastAsia="Times New Roman"/>
-          <w:color w:val="14181F"/>
-        </w:rPr>
-      </w:r>
-      <w:proofErr w:type="spellEnd"/>
-      <w:r>
-        <w:rPr>
-          <w:rFonts w:eastAsia="Times New Roman"/>
-          <w:color w:val="14181F"/>
-        </w:rPr>
-      </w:r>
-      <w:proofErr w:type="spellStart"/>
-      <w:r>
-        <w:rPr>
-          <w:rFonts w:eastAsia="Times New Roman"/>
-          <w:color w:val="14181F"/>
-        </w:rPr>
-      </w:r>
-      <w:proofErr w:type="spellEnd"/>
-      <w:r>
-        <w:rPr>
-          <w:rFonts w:eastAsia="Times New Roman"/>
-          <w:color w:val="14181F"/>
-        </w:rPr>
-      </w:r>
-    </w:p>
-    <w:p>
-      <w:pPr>
-        <w:tabs>
-          <w:tab w:val="left" w:pos="2127"/>
-        </w:tabs>
-        <w:ind w:left="2127" w:hanging="2127"/>
-        <w:rPr>
-          <w:rFonts w:eastAsia="Times New Roman"/>
-          <w:color w:val="14181F"/>
-        </w:rPr>
-      </w:pPr>
-      <w:proofErr w:type="spellStart"/>
-      <w:r>
-        <w:rPr>
-          <w:rFonts w:eastAsia="Times New Roman"/>
-          <w:b/>
-          <w:bCs/>
-          <w:color w:val="14181F"/>
-        </w:rPr>
-        <w:t xml:space="preserve">Консултант (строителен надзор): </w:t>
-        <w:tab/>
-        <w:t>{{Консултант_Фирма}}, ЕИК {{Консултант_ЕИК}}, {{Консултант_Адрес}}, представлявана от {{Консултант_Управител}} - Управител</w:t>
-      </w:r>
-      <w:proofErr w:type="spellEnd"/>
-      <w:r>
-        <w:rPr>
-          <w:rFonts w:eastAsia="Times New Roman"/>
-          <w:color w:val="14181F"/>
-        </w:rPr>
-      </w:r>
-      <w:r>
-        <w:rPr>
-          <w:rFonts w:eastAsia="Times New Roman"/>
-          <w:color w:val="14181F"/>
-        </w:rPr>
-      </w:r>
-      <w:r>
-        <w:rPr>
-          <w:rFonts w:eastAsia="Times New Roman"/>
-          <w:color w:val="14181F"/>
-        </w:rPr>
-      </w:r>
-      <w:proofErr w:type="spellStart"/>
-      <w:r>
-        <w:rPr>
-          <w:rFonts w:eastAsia="Times New Roman"/>
-          <w:color w:val="14181F"/>
-        </w:rPr>
-      </w:r>
-      <w:proofErr w:type="spellEnd"/>
-      <w:r>
-        <w:rPr>
-          <w:rFonts w:eastAsia="Times New Roman"/>
-          <w:color w:val="14181F"/>
-        </w:rPr>
-      </w:r>
-      <w:proofErr w:type="spellStart"/>
-      <w:r>
-        <w:rPr>
-          <w:rFonts w:eastAsia="Times New Roman"/>
-          <w:color w:val="14181F"/>
-        </w:rPr>
-      </w:r>
-      <w:proofErr w:type="spellEnd"/>
-      <w:r>
-        <w:rPr>
-          <w:rFonts w:eastAsia="Times New Roman"/>
-          <w:color w:val="14181F"/>
-        </w:rPr>
-      </w:r>
-      <w:proofErr w:type="spellStart"/>
-      <w:r>
-        <w:rPr>
-          <w:rFonts w:eastAsia="Times New Roman"/>
-          <w:color w:val="14181F"/>
-        </w:rPr>
-      </w:r>
-      <w:proofErr w:type="spellEnd"/>
-      <w:r>
-        <w:rPr>
-          <w:rFonts w:eastAsia="Times New Roman"/>
-          <w:color w:val="14181F"/>
-        </w:rPr>
-      </w:r>
-      <w:proofErr w:type="spellStart"/>
-      <w:r>
-        <w:rPr>
-          <w:rFonts w:eastAsia="Times New Roman"/>
-          <w:color w:val="14181F"/>
-        </w:rPr>
-      </w:r>
-      <w:proofErr w:type="spellEnd"/>
-      <w:r>
-        <w:rPr>
-          <w:rFonts w:eastAsia="Times New Roman"/>
-          <w:color w:val="14181F"/>
-        </w:rPr>
-      </w:r>
-      <w:proofErr w:type="spellStart"/>
-      <w:r>
-        <w:rPr>
-          <w:rFonts w:eastAsia="Times New Roman"/>
-          <w:color w:val="14181F"/>
-        </w:rPr>
-      </w:r>
-      <w:proofErr w:type="spellEnd"/>
-      <w:r>
-        <w:rPr>
-          <w:rFonts w:eastAsia="Times New Roman"/>
-          <w:color w:val="14181F"/>
-        </w:rPr>
-      </w:r>
-      <w:proofErr w:type="spellStart"/>
-      <w:r>
-        <w:rPr>
-          <w:rFonts w:eastAsia="Times New Roman"/>
-          <w:color w:val="14181F"/>
-        </w:rPr>
-      </w:r>
-      <w:proofErr w:type="spellEnd"/>
-      <w:r>
-        <w:rPr>
-          <w:rFonts w:eastAsia="Times New Roman"/>
-          <w:color w:val="14181F"/>
-        </w:rPr>
-      </w:r>
-      <w:proofErr w:type="spellStart"/>
-      <w:r>
-        <w:rPr>
-          <w:rFonts w:eastAsia="Times New Roman"/>
-          <w:color w:val="14181F"/>
-        </w:rPr>
-      </w:r>
-      <w:proofErr w:type="spellEnd"/>
-      <w:r>
-        <w:rPr>
-          <w:rFonts w:eastAsia="Times New Roman"/>
-          <w:color w:val="14181F"/>
-        </w:rPr>
-      </w:r>
-      <w:proofErr w:type="spellStart"/>
-      <w:r>
-        <w:rPr>
-          <w:rFonts w:eastAsia="Times New Roman"/>
-          <w:color w:val="14181F"/>
-        </w:rPr>
-      </w:r>
-      <w:proofErr w:type="spellEnd"/>
-    </w:p>
-    <w:p>
-      <w:pPr>
-        <w:tabs>
-          <w:tab w:val="left" w:pos="2127"/>
-        </w:tabs>
-        <w:ind w:left="2127" w:hanging="2127"/>
-        <w:rPr>
-          <w:rFonts w:eastAsia="Times New Roman"/>
-          <w:color w:val="14181F"/>
-        </w:rPr>
-      </w:pPr>
-      <w:proofErr w:type="spellStart"/>
-      <w:r>
-        <w:rPr>
-          <w:rFonts w:eastAsia="Times New Roman"/>
-          <w:b/>
-          <w:bCs/>
-          <w:color w:val="14181F"/>
-        </w:rPr>
-        <w:t>Техн</w:t>
-      </w:r>
-      <w:proofErr w:type="spellEnd"/>
-      <w:r>
-        <w:rPr>
-          <w:rFonts w:eastAsia="Times New Roman"/>
-          <w:b/>
-          <w:bCs/>
-          <w:color w:val="14181F"/>
-        </w:rPr>
-        <w:t xml:space="preserve">. </w:t>
-      </w:r>
-      <w:proofErr w:type="spellStart"/>
-      <w:r>
-        <w:rPr>
-          <w:rFonts w:eastAsia="Times New Roman"/>
-          <w:b/>
-          <w:bCs/>
-          <w:color w:val="14181F"/>
-        </w:rPr>
-        <w:t>ръководител</w:t>
-      </w:r>
-      <w:proofErr w:type="spellEnd"/>
-      <w:r>
-        <w:rPr>
-          <w:rFonts w:eastAsia="Times New Roman"/>
-          <w:color w:val="14181F"/>
-        </w:rPr>
-        <w:t>: {{</w:t>
-      </w:r>
-      <w:proofErr w:type="spellStart"/>
-      <w:r>
-        <w:rPr>
-          <w:rFonts w:eastAsia="Times New Roman"/>
-          <w:color w:val="14181F"/>
-        </w:rPr>
-        <w:t>Строител_ТехРък</w:t>
-      </w:r>
-      <w:proofErr w:type="spellEnd"/>
-      <w:r>
-        <w:rPr>
-          <w:rFonts w:eastAsia="Times New Roman"/>
-          <w:color w:val="14181F"/>
-        </w:rPr>
-        <w:t>}}</w:t>
-      </w:r>
-    </w:p>
-    <w:p>
-      <w:pPr>
-        <w:tabs>
-          <w:tab w:val="left" w:pos="2127"/>
-        </w:tabs>
-        <w:ind w:left="2127" w:hanging="2127"/>
-        <w:rPr>
-          <w:rFonts w:eastAsia="Times New Roman"/>
-          <w:b/>
-          <w:bCs/>
-          <w:color w:val="14181F"/>
-          <w:lang w:val="bg-BG"/>
-        </w:rPr>
-      </w:pPr>
-      <w:proofErr w:type="spellStart"/>
-      <w:r>
-        <w:rPr>
-          <w:rFonts w:eastAsia="Times New Roman"/>
-          <w:b/>
-          <w:bCs/>
-          <w:color w:val="14181F"/>
-        </w:rPr>
-        <w:t>Строител</w:t>
-      </w:r>
-      <w:proofErr w:type="spellEnd"/>
-      <w:r>
-        <w:rPr>
-          <w:rFonts w:eastAsia="Times New Roman"/>
-          <w:color w:val="14181F"/>
-        </w:rPr>
-        <w:t xml:space="preserve">: </w:t>
-      </w:r>
-      <w:r>
-        <w:rPr>
-          <w:rFonts w:eastAsia="Times New Roman"/>
-          <w:color w:val="14181F"/>
-        </w:rPr>
-        <w:tab/>
-      </w:r>
-      <w:r>
-        <w:rPr>
-          <w:rFonts w:eastAsia="Times New Roman"/>
-          <w:color w:val="14181F"/>
-        </w:rPr>
-        <w:t>{{</w:t>
-      </w:r>
-      <w:proofErr w:type="spellStart"/>
-      <w:r>
-        <w:rPr>
-          <w:rFonts w:eastAsia="Times New Roman"/>
-          <w:color w:val="14181F"/>
-        </w:rPr>
-        <w:t>Строител_Фирма</w:t>
-      </w:r>
-      <w:proofErr w:type="spellEnd"/>
-      <w:r>
-        <w:rPr>
-          <w:rFonts w:eastAsia="Times New Roman"/>
-          <w:color w:val="14181F"/>
-        </w:rPr>
-        <w:t>}}, ЕИК {{</w:t>
-      </w:r>
-      <w:proofErr w:type="spellStart"/>
-      <w:r>
-        <w:rPr>
-          <w:rFonts w:eastAsia="Times New Roman"/>
-          <w:color w:val="14181F"/>
-        </w:rPr>
-        <w:t>Строител_ЕИК</w:t>
-      </w:r>
-      <w:proofErr w:type="spellEnd"/>
-      <w:r>
-        <w:rPr>
-          <w:rFonts w:eastAsia="Times New Roman"/>
-          <w:color w:val="14181F"/>
-        </w:rPr>
-        <w:t>}}, {{</w:t>
-      </w:r>
-      <w:proofErr w:type="spellStart"/>
-      <w:r>
-        <w:rPr>
-          <w:rFonts w:eastAsia="Times New Roman"/>
-          <w:color w:val="14181F"/>
-        </w:rPr>
-        <w:t>Строител_Адрес</w:t>
-      </w:r>
-      <w:proofErr w:type="spellEnd"/>
-      <w:r>
-        <w:rPr>
-          <w:rFonts w:eastAsia="Times New Roman"/>
-          <w:color w:val="14181F"/>
-        </w:rPr>
-        <w:t xml:space="preserve">}}, </w:t>
-      </w:r>
-      <w:proofErr w:type="spellStart"/>
-      <w:r>
-        <w:rPr>
-          <w:rFonts w:eastAsia="Times New Roman"/>
-          <w:color w:val="14181F"/>
-        </w:rPr>
-        <w:t>представлявано</w:t>
-      </w:r>
-      <w:proofErr w:type="spellEnd"/>
-      <w:r>
-        <w:rPr>
-          <w:rFonts w:eastAsia="Times New Roman"/>
-          <w:color w:val="14181F"/>
-        </w:rPr>
-        <w:t xml:space="preserve"> </w:t>
-      </w:r>
-      <w:proofErr w:type="spellStart"/>
-      <w:r>
-        <w:rPr>
-          <w:rFonts w:eastAsia="Times New Roman"/>
-          <w:color w:val="14181F"/>
-        </w:rPr>
-        <w:t>от</w:t>
-      </w:r>
-      <w:proofErr w:type="spellEnd"/>
-      <w:r>
-        <w:rPr>
-          <w:rFonts w:eastAsia="Times New Roman"/>
-          <w:color w:val="14181F"/>
-        </w:rPr>
-        <w:t xml:space="preserve"> {{</w:t>
-      </w:r>
-      <w:proofErr w:type="spellStart"/>
-      <w:r>
-        <w:rPr>
-          <w:rFonts w:eastAsia="Times New Roman"/>
-          <w:color w:val="14181F"/>
-        </w:rPr>
-        <w:t>Строител_Управител</w:t>
-      </w:r>
-      <w:proofErr w:type="spellEnd"/>
-      <w:r>
-        <w:rPr>
-          <w:rFonts w:eastAsia="Times New Roman"/>
-          <w:color w:val="14181F"/>
-        </w:rPr>
-        <w:t>}}</w:t>
-      </w:r>
-      <w:r>
-        <w:rPr>
-          <w:rFonts w:eastAsia="Times New Roman"/>
-          <w:b/>
-          <w:bCs/>
-          <w:color w:val="14181F"/>
-          <w:lang w:val="bg-BG"/>
-        </w:rPr>
-        <w:t xml:space="preserve"> </w:t>
-      </w:r>
-    </w:p>
-    <w:p>
-      <w:pPr>
-        <w:tabs>
-          <w:tab w:val="left" w:pos="2127"/>
-        </w:tabs>
-        <w:ind w:left="2127" w:hanging="2127"/>
-        <w:rPr>
-          <w:lang w:val="bg-BG"/>
-        </w:rPr>
-      </w:pPr>
-      <w:r>
-        <w:rPr>
-          <w:rFonts w:eastAsia="Times New Roman"/>
-          <w:b/>
-          <w:bCs/>
-          <w:color w:val="14181F"/>
-          <w:lang w:val="bg-BG"/>
-        </w:rPr>
-        <w:t>Проектант:</w:t>
-        <w:tab/>
-        <w:tab/>
-        <w:t>{{Проектанти_Имена}}</w:t>
-      </w:r>
-      <w:r>
-        <w:rPr>
-          <w:rFonts w:eastAsia="Times New Roman"/>
-          <w:b/>
-          <w:bCs/>
-          <w:color w:val="14181F"/>
-          <w:lang w:val="bg-BG"/>
-        </w:rPr>
-      </w:r>
-      <w:r>
-        <w:rPr>
-          <w:rFonts w:eastAsia="Times New Roman"/>
-          <w:b/>
-          <w:bCs/>
-          <w:color w:val="14181F"/>
-          <w:lang w:val="bg-BG"/>
-        </w:rPr>
-      </w:r>
-      <w:r>
-        <w:rPr>
-          <w:lang w:val="bg-BG"/>
-        </w:rPr>
+        <w:rPr/>
       </w:r>
     </w:p>
     <w:p>
@@ -734,8 +535,7 @@
     </w:p>
     <w:p>
       <w:pPr>
-        <w:spacing w:after="120"/>
-        <w:jc w:val="center"/>
+        <w:pStyle w:val="DocumentTitle"/>
         <w:rPr>
           <w:lang w:val="bg-BG"/>
         </w:rPr>
@@ -743,16 +543,13 @@
       <w:r>
         <w:rPr>
           <w:b/>
-          <w:sz w:val="28"/>
-          <w:lang w:val="bg-BG"/>
         </w:rPr>
         <w:t>О К О Н Ч А Т Е Л Е Н   Д О К Л А Д</w:t>
       </w:r>
     </w:p>
     <w:p>
       <w:pPr>
-        <w:spacing w:after="120"/>
-        <w:jc w:val="center"/>
+        <w:pStyle w:val="DocumentSubtitle"/>
         <w:rPr>
           <w:lang w:val="bg-BG"/>
         </w:rPr>
@@ -760,14 +557,13 @@
       <w:r>
         <w:rPr>
           <w:b/>
-          <w:lang w:val="bg-BG"/>
         </w:rPr>
         <w:t>за установяване годността за ползване на:</w:t>
       </w:r>
     </w:p>
     <w:p>
       <w:pPr>
-        <w:jc w:val="center"/>
+        <w:pStyle w:val="DocumentSubtitle"/>
         <w:rPr>
           <w:b/>
           <w:bCs/>
@@ -782,14 +578,13 @@
           <w:bCs/>
           <w:i/>
           <w:iCs/>
-          <w:lang w:val="bg-BG"/>
         </w:rPr>
         <w:t>{{Строеж}}</w:t>
       </w:r>
     </w:p>
     <w:p>
       <w:pPr>
-        <w:jc w:val="center"/>
+        <w:pStyle w:val="DocumentSubtitle"/>
         <w:rPr>
           <w:i/>
           <w:iCs/>
@@ -798,11 +593,8 @@
       </w:pPr>
       <w:r>
         <w:rPr>
-          <w:rFonts w:eastAsia="Times New Roman"/>
           <w:i/>
           <w:iCs/>
-          <w:color w:val="14181F"/>
-          <w:lang w:val="bg-BG"/>
         </w:rPr>
         <w:t>{{Адрес}}</w:t>
       </w:r>
@@ -817,7 +609,7 @@
     </w:p>
     <w:p>
       <w:pPr>
-        <w:jc w:val="both"/>
+        <w:pStyle w:val="LegalBody"/>
         <w:rPr>
           <w:rFonts w:eastAsia="Times New Roman"/>
           <w:color w:val="14181F"/>
@@ -825,81 +617,60 @@
         </w:rPr>
       </w:pPr>
       <w:r>
-        <w:rPr>
-          <w:lang w:val="bg-BG"/>
-        </w:rPr>
+        <w:rPr/>
         <w:t>Настоящият доклад е издаден на основание чл.177, ал.1 от ЗУТ /ДВ бр.65/2003 год./, “Наредба №1/30 юли 2003г. за номенклатурата на видовете строежи” /Обн. ДВ.бр.72/15.08.2003г., изм ДВ. Бр.23/22.03.2011г./, за строеж</w:t>
       </w:r>
       <w:r>
-        <w:rPr>
-          <w:lang w:val="bg-BG"/>
-        </w:rPr>
+        <w:rPr/>
         <w:t xml:space="preserve"> </w:t>
       </w:r>
       <w:r>
+        <w:rPr/>
+        <w:t>{{Строеж}}</w:t>
+      </w:r>
+    </w:p>
+    <w:p>
+      <w:pPr>
+        <w:pStyle w:val="LegalBody"/>
+        <w:tabs>
+          <w:tab w:val="left" w:pos="0"/>
+          <w:tab w:val="left" w:pos="284"/>
+        </w:tabs>
         <w:rPr>
           <w:rFonts w:eastAsia="Times New Roman"/>
           <w:color w:val="14181F"/>
           <w:lang w:val="bg-BG"/>
         </w:rPr>
-        <w:t>{{Строеж}}</w:t>
+      </w:pPr>
+      <w:r>
+        <w:rPr/>
+        <w:t>{{Адрес}}</w:t>
+      </w:r>
+      <w:r>
+        <w:rPr/>
+        <w:t xml:space="preserve"> </w:t>
       </w:r>
     </w:p>
     <w:p>
       <w:pPr>
+        <w:pStyle w:val="LegalBody"/>
         <w:tabs>
           <w:tab w:val="left" w:pos="0"/>
           <w:tab w:val="left" w:pos="284"/>
         </w:tabs>
-        <w:jc w:val="both"/>
-        <w:rPr>
-          <w:rFonts w:eastAsia="Times New Roman"/>
-          <w:color w:val="14181F"/>
-          <w:lang w:val="bg-BG"/>
-        </w:rPr>
-      </w:pPr>
-      <w:r>
-        <w:rPr>
-          <w:rFonts w:eastAsia="Times New Roman"/>
-          <w:color w:val="14181F"/>
-          <w:lang w:val="bg-BG"/>
-        </w:rPr>
-        <w:t>{{Адрес}}</w:t>
-      </w:r>
-      <w:r>
-        <w:rPr>
-          <w:rFonts w:eastAsia="Times New Roman"/>
-          <w:color w:val="14181F"/>
-          <w:lang w:val="bg-BG"/>
-        </w:rPr>
-        <w:t xml:space="preserve"> </w:t>
-      </w:r>
-    </w:p>
-    <w:p>
-      <w:pPr>
-        <w:tabs>
-          <w:tab w:val="left" w:pos="0"/>
-          <w:tab w:val="left" w:pos="284"/>
-        </w:tabs>
-        <w:jc w:val="both"/>
         <w:rPr>
           <w:b/>
           <w:lang w:val="bg-BG"/>
         </w:rPr>
       </w:pPr>
       <w:r>
-        <w:rPr>
-          <w:rFonts w:eastAsia="Times New Roman"/>
-          <w:color w:val="14181F"/>
-          <w:lang w:val="bg-BG"/>
-        </w:rPr>
+        <w:rPr/>
         <w:t>/</w:t>
       </w:r>
       <w:r>
         <w:rPr>
           <w:b/>
           <w:i/>
-          <w:lang w:val="bg-BG" w:eastAsia="bg-BG"/>
         </w:rPr>
         <w:t>..................................</w:t>
       </w:r>
@@ -907,36 +678,29 @@
         <w:rPr>
           <w:b/>
           <w:i/>
-          <w:lang w:val="bg-BG" w:eastAsia="bg-BG"/>
         </w:rPr>
         <w:t xml:space="preserve"> категория</w:t>
       </w:r>
       <w:r>
         <w:rPr>
           <w:b/>
-          <w:lang w:val="bg-BG" w:eastAsia="bg-BG"/>
         </w:rPr>
         <w:t xml:space="preserve">/ </w:t>
       </w:r>
       <w:r>
-        <w:rPr>
-          <w:lang w:val="bg-BG"/>
-        </w:rPr>
+        <w:rPr/>
         <w:t>и договор за упражняване на строителен надзор в строителството, сключен между Възложителите  и лицето, упражняващо строителен надзор в строителството.</w:t>
       </w:r>
     </w:p>
     <w:p>
       <w:pPr>
-        <w:spacing w:after="120"/>
-        <w:jc w:val="both"/>
+        <w:pStyle w:val="LegalBody"/>
         <w:rPr>
           <w:lang w:val="bg-BG"/>
         </w:rPr>
       </w:pPr>
       <w:r>
-        <w:rPr>
-          <w:lang w:val="bg-BG"/>
-        </w:rPr>
+        <w:rPr/>
         <w:t>Докладът е изготвен от {{Консултант_Фирма}}, с Удостоверение {{Консултант_Удостоверение}},с управител {{Консултант_Управител}}.</w:t>
       </w:r>
     </w:p>
@@ -950,7 +714,7 @@
     </w:p>
     <w:p>
       <w:pPr>
-        <w:spacing w:after="120"/>
+        <w:pStyle w:val="LegalBody"/>
         <w:rPr>
           <w:lang w:val="bg-BG"/>
         </w:rPr>
@@ -958,43 +722,117 @@
       <w:r>
         <w:rPr>
           <w:b/>
-          <w:lang w:val="bg-BG"/>
         </w:rPr>
         <w:t>А. Участници в строителството:</w:t>
       </w:r>
     </w:p>
     <w:p>
       <w:pPr>
+        <w:pStyle w:val="LegalBody"/>
         <w:rPr>
           <w:lang w:val="bg-BG"/>
         </w:rPr>
       </w:pPr>
       <w:r>
+        <w:rPr>
+          <w:b/>
+          <w:bCs/>
+        </w:rPr>
+        <w:t>А.1. Възложител:</w:t>
+      </w:r>
+      <w:r>
+        <w:rPr/>
+        <w:t xml:space="preserve"> </w:t>
+      </w:r>
+    </w:p>
+    <w:p>
+      <w:pPr>
+        <w:pStyle w:val="LegalBody"/>
+        <w:rPr>
+          <w:lang w:val="bg-BG"/>
+        </w:rPr>
+      </w:pPr>
+      <w:r>
+        <w:rPr/>
+        <w:t>{{Възложател_Блок}}</w:t>
+      </w:r>
+    </w:p>
+    <w:p>
+      <w:pPr>
         <w:rPr>
           <w:b/>
           <w:bCs/>
           <w:lang w:val="bg-BG"/>
         </w:rPr>
-        <w:t>А.1. Възложител:</w:t>
-      </w:r>
-      <w:r>
+      </w:pPr>
+    </w:p>
+    <w:p>
+      <w:pPr>
+        <w:pStyle w:val="LegalBody"/>
         <w:rPr>
           <w:lang w:val="bg-BG"/>
         </w:rPr>
+      </w:pPr>
+      <w:r>
+        <w:rPr>
+          <w:b/>
+          <w:bCs/>
+        </w:rPr>
+        <w:t>А.2. Проектанти:</w:t>
+      </w:r>
+      <w:r>
+        <w:rPr/>
         <w:t xml:space="preserve"> </w:t>
       </w:r>
     </w:p>
     <w:p>
       <w:pPr>
+        <w:pStyle w:val="LegalBody"/>
         <w:rPr>
           <w:lang w:val="bg-BG"/>
         </w:rPr>
       </w:pPr>
       <w:r>
+        <w:rPr/>
+        <w:t>{{Проектанти_Списък}}</w:t>
+      </w:r>
+    </w:p>
+    <w:p>
+      <w:pPr>
         <w:rPr>
           <w:lang w:val="bg-BG"/>
         </w:rPr>
-        <w:t>{{Възложател_Блок}}</w:t>
+      </w:pPr>
+    </w:p>
+    <w:p>
+      <w:pPr>
+        <w:pStyle w:val="LegalBody"/>
+        <w:rPr>
+          <w:lang w:val="bg-BG"/>
+        </w:rPr>
+      </w:pPr>
+      <w:r>
+        <w:rPr>
+          <w:b/>
+          <w:bCs/>
+        </w:rPr>
+        <w:t>А.3. Строител:</w:t>
+      </w:r>
+      <w:r>
+        <w:rPr/>
+        <w:t xml:space="preserve"> </w:t>
+      </w:r>
+    </w:p>
+    <w:p>
+      <w:pPr>
+        <w:pStyle w:val="LegalBody"/>
+        <w:rPr>
+          <w:lang w:val="bg-BG"/>
+        </w:rPr>
+      </w:pPr>
+      <w:r>
+        <w:rPr/>
+        <w:t>{{Строител_Фирма}}, ЕИК {{Строител_ЕИК}}, представлявано от {{Строител_Управител}}</w:t>
       </w:r>
     </w:p>
     <w:p>
@@ -1008,6 +846,7 @@
     </w:p>
     <w:p>
       <w:pPr>
+        <w:pStyle w:val="LegalBody"/>
         <w:rPr>
           <w:lang w:val="bg-BG"/>
         </w:rPr>
@@ -1016,150 +855,59 @@
         <w:rPr>
           <w:b/>
           <w:bCs/>
-          <w:lang w:val="bg-BG"/>
         </w:rPr>
-        <w:t>А.2. Проектанти:</w:t>
+        <w:t>А.4. Строителен надзор:</w:t>
       </w:r>
       <w:r>
-        <w:rPr>
-          <w:lang w:val="bg-BG"/>
-        </w:rPr>
+        <w:rPr/>
         <w:t xml:space="preserve"> </w:t>
       </w:r>
     </w:p>
     <w:p>
       <w:pPr>
+        <w:pStyle w:val="LegalBody"/>
         <w:rPr>
           <w:lang w:val="bg-BG"/>
         </w:rPr>
       </w:pPr>
       <w:r>
-        <w:rPr>
-          <w:lang w:val="bg-BG"/>
-        </w:rPr>
-        <w:t>{{Проектанти_Списък}}</w:t>
-      </w:r>
-    </w:p>
-    <w:p>
-      <w:pPr>
-        <w:rPr>
-          <w:lang w:val="bg-BG"/>
-        </w:rPr>
-      </w:pPr>
-    </w:p>
-    <w:p>
-      <w:pPr>
-        <w:rPr>
-          <w:lang w:val="bg-BG"/>
-        </w:rPr>
-      </w:pPr>
-      <w:r>
-        <w:rPr>
-          <w:b/>
-          <w:bCs/>
-          <w:lang w:val="bg-BG"/>
-        </w:rPr>
-        <w:t>А.3. Строител:</w:t>
-      </w:r>
-      <w:r>
-        <w:rPr>
-          <w:lang w:val="bg-BG"/>
-        </w:rPr>
-        <w:t xml:space="preserve"> </w:t>
-      </w:r>
-    </w:p>
-    <w:p>
-      <w:pPr>
-        <w:rPr>
-          <w:lang w:val="bg-BG"/>
-        </w:rPr>
-      </w:pPr>
-      <w:r>
-        <w:rPr>
-          <w:lang w:val="bg-BG"/>
-        </w:rPr>
-        <w:t>{{Строител_Фирма}}, ЕИК {{Строител_ЕИК}}, представлявано от {{Строител_Управител}}</w:t>
-      </w:r>
-    </w:p>
-    <w:p>
-      <w:pPr>
-        <w:rPr>
-          <w:b/>
-          <w:bCs/>
-          <w:lang w:val="bg-BG"/>
-        </w:rPr>
-      </w:pPr>
-    </w:p>
-    <w:p>
-      <w:pPr>
-        <w:rPr>
-          <w:lang w:val="bg-BG"/>
-        </w:rPr>
-      </w:pPr>
-      <w:r>
-        <w:rPr>
-          <w:b/>
-          <w:bCs/>
-          <w:lang w:val="bg-BG"/>
-        </w:rPr>
-        <w:t>А.4. Строителен надзор:</w:t>
-      </w:r>
-      <w:r>
-        <w:rPr>
-          <w:lang w:val="bg-BG"/>
-        </w:rPr>
-        <w:t xml:space="preserve"> </w:t>
-      </w:r>
-    </w:p>
-    <w:p>
-      <w:pPr>
-        <w:rPr>
-          <w:lang w:val="bg-BG"/>
-        </w:rPr>
-      </w:pPr>
-      <w:r>
-        <w:rPr>
-          <w:lang w:val="bg-BG"/>
-        </w:rPr>
+        <w:rPr/>
         <w:t>{{Консултант_Фирма}}, ЕИК {{Консултант_ЕИК}}, {{Консултант_Адрес}},</w:t>
       </w:r>
     </w:p>
     <w:p>
       <w:pPr>
+        <w:pStyle w:val="LegalBody"/>
         <w:rPr>
           <w:lang w:val="bg-BG"/>
         </w:rPr>
       </w:pPr>
       <w:r>
-        <w:rPr>
-          <w:lang w:val="bg-BG"/>
-        </w:rPr>
+        <w:rPr/>
         <w:t>представлявано от {{Консултант_Управител}}, притежаващо удостоверение {{Консултант_Удостоверение}}</w:t>
       </w:r>
     </w:p>
     <w:p>
       <w:pPr>
+        <w:pStyle w:val="LegalBody"/>
         <w:rPr>
           <w:lang w:val="bg-BG"/>
         </w:rPr>
       </w:pPr>
       <w:r>
-        <w:rPr>
-          <w:lang w:val="bg-BG"/>
-        </w:rPr>
+        <w:rPr/>
         <w:t>съгласно заверен списък на квалифицирани специалисти.</w:t>
       </w:r>
     </w:p>
     <w:p>
       <w:pPr>
+        <w:pStyle w:val="LegalBody"/>
         <w:rPr>
           <w:lang w:val="bg-BG"/>
         </w:rPr>
       </w:pPr>
       <w:r>
-        <w:rPr>
-          <w:lang w:val="bg-BG"/>
-        </w:rPr>
+        <w:rPr/>
         <w:lastRenderedPageBreak/>
         <w:t>{{Консултанти_Списък}}</w:t>
       </w:r>
@@ -1174,6 +922,7 @@
     </w:p>
     <w:p>
       <w:pPr>
+        <w:pStyle w:val="SectionHeading"/>
         <w:rPr>
           <w:lang w:val="bg-BG"/>
         </w:rPr>
@@ -1181,15 +930,13 @@
       <w:r>
         <w:rPr>
           <w:i/>
-          <w:color w:val="999999"/>
-          <w:sz w:val="20"/>
-          <w:lang w:val="bg-BG"/>
         </w:rPr>
         <w:t>===ТЕХНИЧЕСКО_НАЧАЛО===</w:t>
       </w:r>
     </w:p>
     <w:p>
       <w:pPr>
+        <w:pStyle w:val="LegalBody"/>
         <w:widowControl w:val="0"/>
         <w:tabs>
           <w:tab w:val="left" w:pos="0"/>
@@ -1198,7 +945,6 @@
         <w:autoSpaceDE w:val="0"/>
         <w:autoSpaceDN w:val="0"/>
         <w:adjustRightInd w:val="0"/>
-        <w:jc w:val="both"/>
         <w:rPr>
           <w:b/>
           <w:lang w:val="bg-BG"/>
@@ -1209,21 +955,19 @@
           <w:b/>
           <w:bCs/>
           <w:u w:val="single"/>
-          <w:lang w:val="bg-BG"/>
         </w:rPr>
         <w:t>Б. По изпълнение на СМР</w:t>
       </w:r>
       <w:r>
         <w:rPr>
           <w:b/>
-          <w:lang w:val="bg-BG"/>
         </w:rPr>
         <w:t>:</w:t>
       </w:r>
     </w:p>
     <w:p>
       <w:pPr>
-        <w:spacing w:after="120"/>
+        <w:pStyle w:val="LegalBody"/>
         <w:rPr>
           <w:lang w:val="bg-BG"/>
         </w:rPr>
@@ -1231,14 +975,12 @@
       <w:r>
         <w:rPr>
           <w:i/>
-          <w:lang w:val="bg-BG"/>
         </w:rPr>
         <w:t xml:space="preserve"> </w:t>
       </w:r>
       <w:r>
         <w:rPr>
           <w:i/>
-          <w:lang w:val="bg-BG"/>
         </w:rPr>
         <w:t>[ Техническото описание ще бъде копирано автоматично от Акт 15 ]</w:t>
       </w:r>
@@ -1253,6 +995,7 @@
     </w:p>
     <w:p>
       <w:pPr>
+        <w:pStyle w:val="SectionHeading"/>
         <w:rPr>
           <w:lang w:val="bg-BG"/>
         </w:rPr>
@@ -1260,9 +1003,6 @@
       <w:r>
         <w:rPr>
           <w:i/>
-          <w:color w:val="999999"/>
-          <w:sz w:val="20"/>
-          <w:lang w:val="bg-BG"/>
         </w:rPr>
         <w:t>===ТЕХНИЧЕСКО_КРАЙ===</w:t>
       </w:r>
@@ -1277,7 +1017,7 @@
     </w:p>
     <w:p>
       <w:pPr>
-        <w:spacing w:after="120"/>
+        <w:pStyle w:val="LegalBody"/>
         <w:rPr>
           <w:lang w:val="bg-BG"/>
         </w:rPr>
@@ -1285,21 +1025,18 @@
       <w:r>
         <w:rPr>
           <w:b/>
-          <w:lang w:val="bg-BG"/>
         </w:rPr>
         <w:t xml:space="preserve">Г. </w:t>
       </w:r>
       <w:r>
         <w:rPr>
           <w:b/>
-          <w:lang w:val="bg-BG"/>
         </w:rPr>
         <w:t>1.1</w:t>
       </w:r>
       <w:r>
         <w:rPr>
           <w:b/>
-          <w:lang w:val="bg-BG"/>
         </w:rPr>
         <w:tab/>
         <w:t>Строежът е изпълнен съгласно изискванията на ЗУТ и др.</w:t>
@@ -1307,90 +1044,79 @@
     </w:p>
     <w:p>
       <w:pPr>
-        <w:spacing w:after="120"/>
+        <w:pStyle w:val="LegalBody"/>
         <w:rPr>
           <w:lang w:val="bg-BG"/>
         </w:rPr>
       </w:pPr>
       <w:r>
-        <w:rPr>
-          <w:lang w:val="bg-BG"/>
-        </w:rPr>
+        <w:rPr/>
         <w:t>Протокол обр.2 от .................................</w:t>
       </w:r>
     </w:p>
     <w:p>
       <w:pPr>
-        <w:spacing w:after="120"/>
+        <w:pStyle w:val="LegalBody"/>
         <w:rPr>
           <w:lang w:val="bg-BG"/>
         </w:rPr>
       </w:pPr>
       <w:r>
-        <w:rPr>
-          <w:lang w:val="bg-BG"/>
-        </w:rPr>
+        <w:rPr/>
         <w:t>Протокол обр.3 от .................................</w:t>
       </w:r>
     </w:p>
     <w:p>
       <w:pPr>
-        <w:spacing w:after="120"/>
+        <w:pStyle w:val="LegalBody"/>
         <w:rPr>
           <w:lang w:val="bg-BG"/>
         </w:rPr>
       </w:pPr>
       <w:r>
-        <w:rPr>
-          <w:lang w:val="bg-BG"/>
-        </w:rPr>
+        <w:rPr/>
         <w:t>Заповедна книга № .................. от .................................</w:t>
       </w:r>
     </w:p>
     <w:p>
       <w:pPr>
-        <w:spacing w:after="120"/>
+        <w:pStyle w:val="LegalBody"/>
         <w:rPr>
           <w:lang w:val="bg-BG"/>
         </w:rPr>
       </w:pPr>
       <w:r>
-        <w:rPr>
-          <w:lang w:val="bg-BG"/>
-        </w:rPr>
+        <w:rPr/>
         <w:t>Акт обр.7 от .................................</w:t>
       </w:r>
     </w:p>
     <w:p>
       <w:pPr>
-        <w:spacing w:after="120"/>
+        <w:pStyle w:val="LegalBody"/>
         <w:rPr>
           <w:lang w:val="bg-BG"/>
         </w:rPr>
       </w:pPr>
       <w:r>
-        <w:rPr>
-          <w:lang w:val="bg-BG"/>
-        </w:rPr>
+        <w:rPr/>
         <w:t>Акт обр.14 от .................................</w:t>
       </w:r>
     </w:p>
     <w:p>
       <w:pPr>
-        <w:spacing w:after="120"/>
+        <w:pStyle w:val="LegalBody"/>
         <w:rPr>
           <w:lang w:val="bg-BG"/>
         </w:rPr>
       </w:pPr>
       <w:r>
-        <w:rPr>
-          <w:lang w:val="bg-BG"/>
-        </w:rPr>
+        <w:rPr/>
         <w:t>Акт обр.15 от .................................</w:t>
       </w:r>
     </w:p>
     <w:p>
       <w:pPr>
+        <w:pStyle w:val="LegalBody"/>
         <w:widowControl w:val="0"/>
         <w:tabs>
           <w:tab w:val="left" w:pos="0"/>
@@ -1399,7 +1125,6 @@
         <w:autoSpaceDE w:val="0"/>
         <w:autoSpaceDN w:val="0"/>
         <w:adjustRightInd w:val="0"/>
-        <w:jc w:val="both"/>
         <w:rPr>
           <w:b/>
           <w:sz w:val="22"/>
@@ -1410,30 +1135,24 @@
       <w:r>
         <w:rPr>
           <w:b/>
-          <w:sz w:val="22"/>
-          <w:szCs w:val="22"/>
-          <w:lang w:val="bg-BG"/>
         </w:rPr>
         <w:t>1.2. В процеса на изпълнение на строителството не са извършени промени от  одобрените проекти</w:t>
       </w:r>
       <w:r>
         <w:rPr>
           <w:bCs/>
-          <w:sz w:val="22"/>
-          <w:szCs w:val="22"/>
-          <w:lang w:val="bg-BG"/>
         </w:rPr>
         <w:t>;</w:t>
       </w:r>
     </w:p>
     <w:p>
       <w:pPr>
+        <w:pStyle w:val="LegalBody"/>
         <w:tabs>
           <w:tab w:val="left" w:pos="0"/>
           <w:tab w:val="left" w:pos="142"/>
           <w:tab w:val="left" w:pos="284"/>
         </w:tabs>
-        <w:jc w:val="both"/>
         <w:rPr>
           <w:sz w:val="22"/>
           <w:szCs w:val="22"/>
@@ -1443,23 +1162,17 @@
       <w:r>
         <w:rPr>
           <w:b/>
-          <w:sz w:val="22"/>
-          <w:szCs w:val="22"/>
-          <w:lang w:val="bg-BG"/>
         </w:rPr>
         <w:t xml:space="preserve">1.3. По време на изпълнението на строителството са взети необходимите мерки за запазване на околното пространство. </w:t>
       </w:r>
       <w:r>
-        <w:rPr>
-          <w:sz w:val="22"/>
-          <w:szCs w:val="22"/>
-          <w:lang w:val="bg-BG"/>
-        </w:rPr>
+        <w:rPr/>
         <w:t>Площадката и в съседство около нея са почистени от строителни отпадъци.</w:t>
       </w:r>
     </w:p>
     <w:p>
       <w:pPr>
+        <w:pStyle w:val="LegalBody"/>
         <w:tabs>
           <w:tab w:val="left" w:pos="0"/>
           <w:tab w:val="left" w:pos="142"/>
@@ -1469,7 +1182,6 @@
         <w:autoSpaceDE w:val="0"/>
         <w:autoSpaceDN w:val="0"/>
         <w:adjustRightInd w:val="0"/>
-        <w:jc w:val="both"/>
         <w:textAlignment w:val="baseline"/>
         <w:rPr>
           <w:b/>
@@ -1481,23 +1193,17 @@
       <w:r>
         <w:rPr>
           <w:b/>
-          <w:sz w:val="22"/>
-          <w:szCs w:val="22"/>
-          <w:lang w:val="bg-BG"/>
         </w:rPr>
         <w:t xml:space="preserve">2.   Незавършени и недовършени видове СМР - </w:t>
       </w:r>
       <w:r>
-        <w:rPr>
-          <w:sz w:val="22"/>
-          <w:szCs w:val="22"/>
-          <w:lang w:val="bg-BG"/>
-        </w:rPr>
+        <w:rPr/>
         <w:t>няма.</w:t>
       </w:r>
     </w:p>
     <w:p>
       <w:pPr>
+        <w:pStyle w:val="LegalBody"/>
         <w:tabs>
           <w:tab w:val="left" w:pos="0"/>
           <w:tab w:val="left" w:pos="142"/>
@@ -1508,7 +1214,6 @@
         <w:autoSpaceDE w:val="0"/>
         <w:autoSpaceDN w:val="0"/>
         <w:adjustRightInd w:val="0"/>
-        <w:jc w:val="both"/>
         <w:textAlignment w:val="baseline"/>
         <w:rPr>
           <w:b/>
@@ -1520,15 +1225,13 @@
       <w:r>
         <w:rPr>
           <w:b/>
-          <w:sz w:val="22"/>
-          <w:szCs w:val="22"/>
-          <w:lang w:val="bg-BG"/>
         </w:rPr>
         <w:t>3. Изпълнението на носещата конструкция, вложените материали и изделия, монтираните инсталации е в съответствие с работните проекти и съответните технически норми за:</w:t>
       </w:r>
     </w:p>
     <w:p>
       <w:pPr>
+        <w:pStyle w:val="LegalBody"/>
         <w:numPr>
           <w:ilvl w:val="1"/>
           <w:numId w:val="10"/>
@@ -1538,8 +1241,6 @@
           <w:tab w:val="left" w:pos="284"/>
           <w:tab w:val="left" w:pos="360"/>
         </w:tabs>
-        <w:ind w:left="0" w:firstLine="0"/>
-        <w:jc w:val="both"/>
         <w:rPr>
           <w:b/>
           <w:sz w:val="22"/>
@@ -1550,15 +1251,13 @@
       <w:r>
         <w:rPr>
           <w:b/>
-          <w:sz w:val="22"/>
-          <w:szCs w:val="22"/>
-          <w:lang w:val="sq-AL"/>
         </w:rPr>
         <w:t>Актове и протоколи по време на строителството:</w:t>
       </w:r>
     </w:p>
     <w:p>
       <w:pPr>
+        <w:pStyle w:val="LegalBody"/>
         <w:numPr>
           <w:ilvl w:val="1"/>
           <w:numId w:val="10"/>
@@ -1568,8 +1267,6 @@
           <w:tab w:val="left" w:pos="284"/>
           <w:tab w:val="left" w:pos="360"/>
         </w:tabs>
-        <w:ind w:left="0" w:firstLine="0"/>
-        <w:jc w:val="both"/>
         <w:rPr>
           <w:b/>
           <w:sz w:val="22"/>
@@ -1580,15 +1277,13 @@
       <w:r>
         <w:rPr>
           <w:b/>
-          <w:sz w:val="22"/>
-          <w:szCs w:val="22"/>
-          <w:lang w:val="sq-AL"/>
         </w:rPr>
         <w:t>Протоколи от Акредитирани лаборатории:</w:t>
       </w:r>
     </w:p>
     <w:p>
       <w:pPr>
+        <w:pStyle w:val="LegalBody"/>
         <w:numPr>
           <w:ilvl w:val="1"/>
           <w:numId w:val="10"/>
@@ -1596,8 +1291,6 @@
         <w:tabs>
           <w:tab w:val="left" w:pos="142"/>
         </w:tabs>
-        <w:ind w:left="0" w:firstLine="0"/>
-        <w:jc w:val="both"/>
         <w:rPr>
           <w:b/>
           <w:sz w:val="22"/>
@@ -1608,20 +1301,17 @@
       <w:r>
         <w:rPr>
           <w:b/>
-          <w:sz w:val="22"/>
-          <w:szCs w:val="22"/>
-          <w:lang w:val="bg-BG"/>
         </w:rPr>
         <w:t>Декларации за екслоатационни характеристики на вложените материали:</w:t>
       </w:r>
     </w:p>
     <w:p>
       <w:pPr>
+        <w:pStyle w:val="LegalBody"/>
         <w:tabs>
           <w:tab w:val="left" w:pos="0"/>
           <w:tab w:val="left" w:pos="284"/>
         </w:tabs>
-        <w:jc w:val="both"/>
         <w:rPr>
           <w:b/>
           <w:sz w:val="22"/>
@@ -1633,23 +1323,18 @@
       <w:r>
         <w:rPr>
           <w:b/>
-          <w:sz w:val="22"/>
-          <w:szCs w:val="22"/>
           <w:u w:val="single"/>
-          <w:lang w:val="bg-BG"/>
         </w:rPr>
         <w:t>В. По спазване на нормативните изисквания:</w:t>
       </w:r>
     </w:p>
     <w:p>
       <w:pPr>
-        <w:pStyle w:val="BodyTextIndent"/>
+        <w:pStyle w:val="LegalBody"/>
         <w:tabs>
           <w:tab w:val="left" w:pos="0"/>
           <w:tab w:val="left" w:pos="284"/>
         </w:tabs>
-        <w:ind w:left="0"/>
-        <w:jc w:val="both"/>
         <w:rPr>
           <w:sz w:val="22"/>
           <w:szCs w:val="22"/>
@@ -1657,16 +1342,13 @@
         </w:rPr>
       </w:pPr>
       <w:r>
-        <w:rPr>
-          <w:sz w:val="22"/>
-          <w:szCs w:val="22"/>
-          <w:lang w:val="bg-BG"/>
-        </w:rPr>
+        <w:rPr/>
         <w:t>При извършеното строителство са спазени всички нормативни изисквания на специализираните контролни органи и експлоатационни предприятия, което личи и от представените официални писмени документи и становища:</w:t>
       </w:r>
     </w:p>
     <w:p>
       <w:pPr>
+        <w:pStyle w:val="FieldHint"/>
         <w:numPr>
           <w:ilvl w:val="0"/>
           <w:numId w:val="11"/>
@@ -1675,8 +1357,6 @@
           <w:tab w:val="left" w:pos="0"/>
           <w:tab w:val="left" w:pos="284"/>
         </w:tabs>
-        <w:ind w:left="0" w:firstLine="0"/>
-        <w:jc w:val="both"/>
         <w:rPr>
           <w:b/>
           <w:sz w:val="22"/>
@@ -1685,16 +1365,13 @@
         </w:rPr>
       </w:pPr>
       <w:r>
-        <w:rPr>
-          <w:sz w:val="22"/>
-          <w:szCs w:val="22"/>
-          <w:lang w:val="bg-BG"/>
-        </w:rPr>
+        <w:rPr/>
         <w:t>.......</w:t>
       </w:r>
     </w:p>
     <w:p>
       <w:pPr>
+        <w:pStyle w:val="LegalBody"/>
         <w:numPr>
           <w:ilvl w:val="0"/>
           <w:numId w:val="11"/>
@@ -1703,8 +1380,6 @@
           <w:tab w:val="left" w:pos="0"/>
           <w:tab w:val="left" w:pos="284"/>
         </w:tabs>
-        <w:ind w:left="0" w:firstLine="0"/>
-        <w:jc w:val="both"/>
         <w:rPr>
           <w:b/>
           <w:sz w:val="22"/>
@@ -1715,20 +1390,17 @@
       <w:r>
         <w:rPr>
           <w:b/>
-          <w:sz w:val="22"/>
-          <w:szCs w:val="22"/>
-          <w:lang w:val="bg-BG"/>
         </w:rPr>
         <w:t>Въз основа на направените в доклада констатации считам, че:</w:t>
       </w:r>
     </w:p>
     <w:p>
       <w:pPr>
+        <w:pStyle w:val="LegalBody"/>
         <w:tabs>
           <w:tab w:val="left" w:pos="0"/>
           <w:tab w:val="left" w:pos="284"/>
         </w:tabs>
-        <w:jc w:val="both"/>
         <w:rPr>
           <w:b/>
           <w:sz w:val="22"/>
@@ -1739,20 +1411,17 @@
       <w:r>
         <w:rPr>
           <w:b/>
-          <w:sz w:val="22"/>
-          <w:szCs w:val="22"/>
-          <w:lang w:val="bg-BG"/>
         </w:rPr>
         <w:t>а/ строежът е законосъобразно изпълнен, съгласно одобрени проекти и издадено разрешение за строеж;</w:t>
       </w:r>
     </w:p>
     <w:p>
       <w:pPr>
+        <w:pStyle w:val="LegalBody"/>
         <w:tabs>
           <w:tab w:val="left" w:pos="0"/>
           <w:tab w:val="left" w:pos="284"/>
         </w:tabs>
-        <w:jc w:val="both"/>
         <w:rPr>
           <w:b/>
           <w:sz w:val="22"/>
@@ -1763,16 +1432,13 @@
       <w:r>
         <w:rPr>
           <w:b/>
-          <w:sz w:val="22"/>
-          <w:szCs w:val="22"/>
-          <w:lang w:val="bg-BG"/>
         </w:rPr>
         <w:t>б/ протоколите, съставени по време на строителството са правилно съставени и отразяват в достатъчна степен изпълнението на СМР на строежът;</w:t>
       </w:r>
     </w:p>
     <w:p>
       <w:pPr>
-        <w:pStyle w:val="BodyText3"/>
+        <w:pStyle w:val="LegalBody"/>
         <w:tabs>
           <w:tab w:val="left" w:pos="0"/>
           <w:tab w:val="left" w:pos="284"/>
@@ -1792,11 +1458,151 @@
       <w:r>
         <w:rPr>
           <w:b/>
+        </w:rPr>
+        <w:t>в/ спазени са изискванията за безопасност, предвидени в чл.169, ал.1 от ЗУТ, а именно - не е нарушена носимоспособността на носещата конструкция, осигурена е пожарна безопасност, опазването на живота и здравето на обитателите и ползвателите, безопасно ползване на инсталациите и инженерните мрежи, опазване на околната среда;</w:t>
+      </w:r>
+    </w:p>
+    <w:p>
+      <w:pPr>
+        <w:pStyle w:val="LegalBody"/>
+        <w:tabs>
+          <w:tab w:val="left" w:pos="0"/>
+          <w:tab w:val="left" w:pos="284"/>
+        </w:tabs>
+        <w:rPr>
+          <w:b/>
           <w:sz w:val="22"/>
           <w:szCs w:val="22"/>
           <w:lang w:val="bg-BG"/>
         </w:rPr>
-        <w:t>в/ спазени са изискванията за безопасност, предвидени в чл.169, ал.1 от ЗУТ, а именно - не е нарушена носимоспособността на носещата конструкция, осигурена е пожарна безопасност, опазването на живота и здравето на обитателите и ползвателите, безопасно ползване на инсталациите и инженерните мрежи, опазване на околната среда;</w:t>
+      </w:pPr>
+      <w:r>
+        <w:rPr>
+          <w:b/>
+        </w:rPr>
+        <w:t>г/при извършеното строителство са използвани качествени материали и изделия, в съответствие с нормите за безопасност;</w:t>
+      </w:r>
+    </w:p>
+    <w:p>
+      <w:pPr>
+        <w:pStyle w:val="LegalBody"/>
+        <w:tabs>
+          <w:tab w:val="left" w:pos="0"/>
+          <w:tab w:val="left" w:pos="284"/>
+        </w:tabs>
+        <w:rPr>
+          <w:b/>
+          <w:sz w:val="22"/>
+          <w:szCs w:val="22"/>
+          <w:lang w:val="bg-BG"/>
+        </w:rPr>
+      </w:pPr>
+      <w:r>
+        <w:rPr>
+          <w:b/>
+        </w:rPr>
+        <w:t xml:space="preserve">д/при изпълнение на строителството не е допуснато увреждане на трети лица и имоти; </w:t>
+      </w:r>
+    </w:p>
+    <w:p>
+      <w:pPr>
+        <w:pStyle w:val="LegalBody"/>
+        <w:tabs>
+          <w:tab w:val="left" w:pos="0"/>
+          <w:tab w:val="left" w:pos="284"/>
+        </w:tabs>
+        <w:rPr>
+          <w:b/>
+          <w:sz w:val="22"/>
+          <w:szCs w:val="22"/>
+          <w:lang w:val="bg-BG"/>
+        </w:rPr>
+      </w:pPr>
+      <w:r>
+        <w:rPr>
+          <w:b/>
+        </w:rPr>
+        <w:t>е/строежът е годен за въвеждане в експлоатация;</w:t>
+      </w:r>
+    </w:p>
+    <w:p>
+      <w:pPr>
+        <w:pStyle w:val="LegalBody"/>
+        <w:tabs>
+          <w:tab w:val="left" w:pos="0"/>
+          <w:tab w:val="left" w:pos="284"/>
+        </w:tabs>
+        <w:rPr>
+          <w:i/>
+          <w:sz w:val="22"/>
+          <w:szCs w:val="22"/>
+          <w:u w:val="single"/>
+          <w:lang w:val="bg-BG"/>
+        </w:rPr>
+      </w:pPr>
+      <w:r>
+        <w:rPr>
+          <w:i/>
+          <w:u w:val="single"/>
+        </w:rPr>
+        <w:t>Във връзка с горното предлагам на Началника на РДНСК да назначи ДПК за</w:t>
+      </w:r>
+      <w:r>
+        <w:rPr>
+          <w:i/>
+          <w:u w:val="single"/>
+        </w:rPr>
+        <w:t xml:space="preserve"> строеж</w:t>
+      </w:r>
+      <w:r>
+        <w:rPr>
+          <w:i/>
+          <w:u w:val="single"/>
+        </w:rPr>
+        <w:t>:</w:t>
+      </w:r>
+    </w:p>
+    <w:p>
+      <w:pPr>
+        <w:jc w:val="center"/>
+        <w:rPr>
+          <w:rFonts w:eastAsia="Times New Roman"/>
+          <w:b/>
+          <w:bCs/>
+          <w:color w:val="14181F"/>
+          <w:lang w:val="bg-BG"/>
+        </w:rPr>
+      </w:pPr>
+    </w:p>
+    <w:p>
+      <w:pPr>
+        <w:pStyle w:val="LegalBody"/>
+        <w:rPr>
+          <w:rFonts w:eastAsia="Times New Roman"/>
+          <w:b/>
+          <w:bCs/>
+          <w:color w:val="14181F"/>
+          <w:lang w:val="bg-BG"/>
+        </w:rPr>
+      </w:pPr>
+      <w:r>
+        <w:rPr>
+          <w:b/>
+          <w:bCs/>
+        </w:rPr>
+        <w:t>{{Строеж}}</w:t>
+      </w:r>
+    </w:p>
+    <w:p>
+      <w:pPr>
+        <w:pStyle w:val="LegalBody"/>
+        <w:rPr>
+          <w:lang w:val="bg-BG"/>
+        </w:rPr>
+      </w:pPr>
+      <w:r>
+        <w:rPr/>
+        <w:t>{{Адрес}}</w:t>
       </w:r>
     </w:p>
     <w:p>
@@ -1813,19 +1619,10 @@
           <w:lang w:val="bg-BG"/>
         </w:rPr>
       </w:pPr>
-      <w:r>
-        <w:rPr>
-          <w:b/>
-          <w:sz w:val="22"/>
-          <w:szCs w:val="22"/>
-          <w:lang w:val="bg-BG"/>
-        </w:rPr>
-        <w:t>г/при извършеното строителство са използвани качествени материали и изделия, в съответствие с нормите за безопасност;</w:t>
-      </w:r>
     </w:p>
     <w:p>
       <w:pPr>
-        <w:pStyle w:val="BodyText3"/>
+        <w:pStyle w:val="LegalBody"/>
         <w:tabs>
           <w:tab w:val="left" w:pos="0"/>
           <w:tab w:val="left" w:pos="284"/>
@@ -1840,180 +1637,17 @@
       <w:r>
         <w:rPr>
           <w:b/>
-          <w:sz w:val="22"/>
-          <w:szCs w:val="22"/>
-          <w:lang w:val="bg-BG"/>
-        </w:rPr>
-        <w:t xml:space="preserve">д/при изпълнение на строителството не е допуснато увреждане на трети лица и имоти; </w:t>
-      </w:r>
-    </w:p>
-    <w:p>
-      <w:pPr>
-        <w:tabs>
-          <w:tab w:val="left" w:pos="0"/>
-          <w:tab w:val="left" w:pos="284"/>
-        </w:tabs>
-        <w:jc w:val="both"/>
-        <w:rPr>
-          <w:b/>
-          <w:sz w:val="22"/>
-          <w:szCs w:val="22"/>
-          <w:lang w:val="bg-BG"/>
-        </w:rPr>
-      </w:pPr>
-      <w:r>
-        <w:rPr>
-          <w:b/>
-          <w:sz w:val="22"/>
-          <w:szCs w:val="22"/>
-          <w:lang w:val="bg-BG"/>
-        </w:rPr>
-        <w:t>е/строежът е годен за въвеждане в експлоатация;</w:t>
-      </w:r>
-    </w:p>
-    <w:p>
-      <w:pPr>
-        <w:tabs>
-          <w:tab w:val="left" w:pos="0"/>
-          <w:tab w:val="left" w:pos="284"/>
-        </w:tabs>
-        <w:jc w:val="both"/>
-        <w:rPr>
-          <w:i/>
-          <w:sz w:val="22"/>
-          <w:szCs w:val="22"/>
-          <w:u w:val="single"/>
-          <w:lang w:val="bg-BG"/>
-        </w:rPr>
-      </w:pPr>
-      <w:r>
-        <w:rPr>
-          <w:i/>
-          <w:sz w:val="22"/>
-          <w:szCs w:val="22"/>
-          <w:u w:val="single"/>
-          <w:lang w:val="bg-BG"/>
-        </w:rPr>
-        <w:t>Във връзка с горното предлагам на Началника на РДНСК да назначи ДПК за</w:t>
-      </w:r>
-      <w:r>
-        <w:rPr>
-          <w:i/>
-          <w:sz w:val="22"/>
-          <w:szCs w:val="22"/>
-          <w:u w:val="single"/>
-          <w:lang w:val="bg-BG"/>
-        </w:rPr>
-        <w:t xml:space="preserve"> строеж</w:t>
-      </w:r>
-      <w:r>
-        <w:rPr>
-          <w:i/>
-          <w:sz w:val="22"/>
-          <w:szCs w:val="22"/>
-          <w:u w:val="single"/>
-          <w:lang w:val="bg-BG"/>
-        </w:rPr>
-        <w:t>:</w:t>
-      </w:r>
-    </w:p>
-    <w:p>
-      <w:pPr>
-        <w:jc w:val="center"/>
-        <w:rPr>
-          <w:rFonts w:eastAsia="Times New Roman"/>
-          <w:b/>
-          <w:bCs/>
-          <w:color w:val="14181F"/>
-          <w:lang w:val="bg-BG"/>
-        </w:rPr>
-      </w:pPr>
-    </w:p>
-    <w:p>
-      <w:pPr>
-        <w:jc w:val="center"/>
-        <w:rPr>
-          <w:rFonts w:eastAsia="Times New Roman"/>
-          <w:b/>
-          <w:bCs/>
-          <w:color w:val="14181F"/>
-          <w:lang w:val="bg-BG"/>
-        </w:rPr>
-      </w:pPr>
-      <w:r>
-        <w:rPr>
-          <w:rFonts w:eastAsia="Times New Roman"/>
-          <w:b/>
-          <w:bCs/>
-          <w:color w:val="14181F"/>
-          <w:lang w:val="bg-BG"/>
-        </w:rPr>
-        <w:t>{{Строеж}}</w:t>
-      </w:r>
-    </w:p>
-    <w:p>
-      <w:pPr>
-        <w:spacing w:after="120"/>
-        <w:jc w:val="center"/>
-        <w:rPr>
-          <w:lang w:val="bg-BG"/>
-        </w:rPr>
-      </w:pPr>
-      <w:r>
-        <w:rPr>
-          <w:rFonts w:eastAsia="Times New Roman"/>
-          <w:color w:val="14181F"/>
-          <w:lang w:val="bg-BG"/>
-        </w:rPr>
-        <w:t>{{Адрес}}</w:t>
-      </w:r>
-    </w:p>
-    <w:p>
-      <w:pPr>
-        <w:tabs>
-          <w:tab w:val="left" w:pos="0"/>
-          <w:tab w:val="left" w:pos="284"/>
-        </w:tabs>
-        <w:jc w:val="both"/>
-        <w:rPr>
-          <w:b/>
-          <w:sz w:val="22"/>
-          <w:szCs w:val="22"/>
-          <w:lang w:val="bg-BG"/>
-        </w:rPr>
-      </w:pPr>
-    </w:p>
-    <w:p>
-      <w:pPr>
-        <w:tabs>
-          <w:tab w:val="left" w:pos="0"/>
-          <w:tab w:val="left" w:pos="284"/>
-        </w:tabs>
-        <w:jc w:val="both"/>
-        <w:rPr>
-          <w:b/>
-          <w:sz w:val="22"/>
-          <w:szCs w:val="22"/>
-          <w:lang w:val="bg-BG"/>
-        </w:rPr>
-      </w:pPr>
-      <w:r>
-        <w:rPr>
-          <w:b/>
-          <w:sz w:val="22"/>
-          <w:szCs w:val="22"/>
-          <w:lang w:val="bg-BG"/>
         </w:rPr>
         <w:t>Гаранционните срокове за изпълнените СМР съгласно чл.20 ал.4 от Наредба №2 и започват да текат от деня на въвеждане на обекта в експлоатация.</w:t>
       </w:r>
     </w:p>
     <w:p>
       <w:pPr>
+        <w:pStyle w:val="LegalBody"/>
         <w:tabs>
           <w:tab w:val="left" w:pos="0"/>
           <w:tab w:val="left" w:pos="284"/>
         </w:tabs>
-        <w:jc w:val="both"/>
         <w:rPr>
           <w:b/>
           <w:sz w:val="22"/>
@@ -2025,18 +1659,14 @@
       <w:r>
         <w:rPr>
           <w:b/>
-          <w:sz w:val="22"/>
-          <w:szCs w:val="22"/>
           <w:u w:val="single"/>
-          <w:lang w:val="bg-BG"/>
         </w:rPr>
         <w:t>Строителен надзор:                                                                                                            Подписи:</w:t>
       </w:r>
     </w:p>
     <w:p>
       <w:pPr>
-        <w:pStyle w:val="a"/>
-        <w:spacing w:after="0" w:line="360" w:lineRule="auto"/>
+        <w:pStyle w:val="LegalBody"/>
       </w:pPr>
       <w:r>
         <w:lastRenderedPageBreak/>
@@ -2053,7 +1683,7 @@
     </w:p>
     <w:p>
       <w:pPr>
-        <w:spacing w:after="240"/>
+        <w:pStyle w:val="LegalBody"/>
       </w:pPr>
       <w:r>
         <w:t>Управител СН: ..............................</w:t>
@@ -2065,19 +1695,15 @@
     </w:p>
     <w:p>
       <w:pPr>
-        <w:spacing w:after="240"/>
+        <w:pStyle w:val="FieldHint"/>
       </w:pPr>
       <w:r>
-        <w:t xml:space="preserve">   ({{</w:t>
+        <w:t xml:space="preserve">   ({{Консултант_Управител}})</w:t>
       </w:r>
       <w:proofErr w:type="spellStart"/>
-      <w:r>
-        <w:t>Консултант_Управител</w:t>
-      </w:r>
+      <w:r/>
       <w:proofErr w:type="spellEnd"/>
-      <w:r>
-        <w:t>}})</w:t>
-      </w:r>
+      <w:r/>
     </w:p>
     <w:p>
       <w:pPr>
@@ -2091,7 +1717,7 @@
       <w:headerReference w:type="default" r:id="rId8"/>
       <w:footerReference w:type="default" r:id="rId11"/>
       <w:pgSz w:w="11906" w:h="16838"/>
-      <w:pgMar w:top="851" w:right="851" w:bottom="709" w:left="1418" w:header="284" w:footer="0" w:gutter="0"/>
+      <w:pgMar w:top="850" w:right="707" w:bottom="850" w:left="1020" w:header="284" w:footer="0" w:gutter="0"/>
       <w:cols w:space="720"/>
       <w:docGrid w:linePitch="360"/>
     </w:sectPr>
@@ -2148,108 +1774,7 @@
 </file>
 
 <file path=word/header1.xml><?xml version="1.0" encoding="utf-8"?>
-<w:hdr xmlns:wpc="http://schemas.microsoft.com/office/word/2010/wordprocessingCanvas" xmlns:cx="http://schemas.microsoft.com/office/drawing/2014/chartex" xmlns:cx1="http://schemas.microsoft.com/office/drawing/2015/9/8/chartex" xmlns:mc="http://schemas.openxmlformats.org/markup-compatibility/2006" xmlns:o="urn:schemas-microsoft-com:office:office" xmlns:r="http://schemas.openxmlformats.org/officeDocument/2006/relationships" xmlns:m="http://schemas.openxmlformats.org/officeDocument/2006/math" xmlns:v="urn:schemas-microsoft-com:vml" xmlns:wp14="http://schemas.microsoft.com/office/word/2010/wordprocessingDrawing" xmlns:wp="http://schemas.openxmlformats.org/drawingml/2006/wordprocessingDrawing" xmlns:w10="urn:schemas-microsoft-com:office:word" xmlns:w="http://schemas.openxmlformats.org/wordprocessingml/2006/main" xmlns:w14="http://schemas.microsoft.com/office/word/2010/wordml" xmlns:w15="http://schemas.microsoft.com/office/word/2012/wordml" xmlns:w16se="http://schemas.microsoft.com/office/word/2015/wordml/symex" xmlns:wpg="http://schemas.microsoft.com/office/word/2010/wordprocessingGroup" xmlns:wpi="http://schemas.microsoft.com/office/word/2010/wordprocessingInk" xmlns:wne="http://schemas.microsoft.com/office/word/2006/wordml" xmlns:wps="http://schemas.microsoft.com/office/word/2010/wordprocessingShape" mc:Ignorable="w14 w15 w16se wp14">
-  <w:p>
-    <w:pPr>
-      <w:jc w:val="center"/>
-      <w:rPr>
-        <w:sz w:val="16"/>
-        <w:szCs w:val="16"/>
-      </w:rPr>
-    </w:pPr>
-    <w:r>
-      <w:rPr>
-        <w:sz w:val="16"/>
-        <w:szCs w:val="16"/>
-      </w:rPr>
-      <w:t>O</w:t>
-    </w:r>
-    <w:r>
-      <w:rPr>
-        <w:sz w:val="16"/>
-        <w:szCs w:val="16"/>
-        <w:lang w:val="bg-BG"/>
-      </w:rPr>
-      <w:t>кончателен доклад за</w:t>
-    </w:r>
-    <w:r>
-      <w:rPr>
-        <w:sz w:val="16"/>
-        <w:szCs w:val="16"/>
-        <w:lang w:val="it-IT"/>
-      </w:rPr>
-      <w:t xml:space="preserve"> страеж</w:t>
-    </w:r>
-    <w:r>
-      <w:rPr>
-        <w:sz w:val="16"/>
-        <w:szCs w:val="16"/>
-        <w:lang w:val="bg-BG"/>
-      </w:rPr>
-      <w:t xml:space="preserve">: </w:t>
-    </w:r>
-    <w:r>
-      <w:rPr>
-        <w:sz w:val="16"/>
-        <w:szCs w:val="16"/>
-      </w:rPr>
-      <w:t>{{</w:t>
-    </w:r>
-    <w:proofErr w:type="spellStart"/>
-    <w:r>
-      <w:rPr>
-        <w:sz w:val="16"/>
-        <w:szCs w:val="16"/>
-      </w:rPr>
-      <w:t>Строеж</w:t>
-    </w:r>
-    <w:proofErr w:type="spellEnd"/>
-    <w:r>
-      <w:rPr>
-        <w:sz w:val="16"/>
-        <w:szCs w:val="16"/>
-      </w:rPr>
-      <w:t>}}</w:t>
-    </w:r>
-  </w:p>
-  <w:p>
-    <w:pPr>
-      <w:jc w:val="center"/>
-      <w:rPr>
-        <w:sz w:val="16"/>
-        <w:szCs w:val="16"/>
-      </w:rPr>
-    </w:pPr>
-    <w:r>
-      <w:rPr>
-        <w:rFonts w:eastAsia="Times New Roman"/>
-        <w:color w:val="14181F"/>
-        <w:sz w:val="16"/>
-        <w:szCs w:val="16"/>
-      </w:rPr>
-      <w:t>{{</w:t>
-    </w:r>
-    <w:proofErr w:type="spellStart"/>
-    <w:r>
-      <w:rPr>
-        <w:rFonts w:eastAsia="Times New Roman"/>
-        <w:color w:val="14181F"/>
-        <w:sz w:val="16"/>
-        <w:szCs w:val="16"/>
-      </w:rPr>
-      <w:t>Адрес</w:t>
-    </w:r>
-    <w:proofErr w:type="spellEnd"/>
-    <w:r>
-      <w:rPr>
-        <w:rFonts w:eastAsia="Times New Roman"/>
-        <w:color w:val="14181F"/>
-        <w:sz w:val="16"/>
-        <w:szCs w:val="16"/>
-      </w:rPr>
-      <w:t>}}</w:t>
-    </w:r>
-  </w:p>
+<w:hdr xmlns:m="http://schemas.openxmlformats.org/officeDocument/2006/math" xmlns:mc="http://schemas.openxmlformats.org/markup-compatibility/2006" xmlns:mo="http://schemas.microsoft.com/office/mac/office/2008/main" xmlns:mv="urn:schemas-microsoft-com:mac:vml" xmlns:o="urn:schemas-microsoft-com:office:office" xmlns:r="http://schemas.openxmlformats.org/officeDocument/2006/relationships" xmlns:v="urn:schemas-microsoft-com:vml" xmlns:w10="urn:schemas-microsoft-com:office:word" xmlns:w14="http://schemas.microsoft.com/office/word/2010/wordml" xmlns:w="http://schemas.openxmlformats.org/wordprocessingml/2006/main" xmlns:wne="http://schemas.microsoft.com/office/word/2006/wordml" xmlns:wp14="http://schemas.microsoft.com/office/word/2010/wordprocessingDrawing" xmlns:wp="http://schemas.openxmlformats.org/drawingml/2006/wordprocessingDrawing" xmlns:wpc="http://schemas.microsoft.com/office/word/2010/wordprocessingCanvas" xmlns:wpg="http://schemas.microsoft.com/office/word/2010/wordprocessingGroup" xmlns:wpi="http://schemas.microsoft.com/office/word/2010/wordprocessingInk" xmlns:wps="http://schemas.microsoft.com/office/word/2010/wordprocessingShape" mc:Ignorable="w14 wp14">
   <w:p>
     <w:pPr>
       <w:pStyle w:val="Header"/>
@@ -2713,11 +2238,17 @@
   <w:docDefaults>
     <w:rPrDefault>
       <w:rPr>
-        <w:rFonts w:ascii="Times New Roman" w:eastAsia="Times New Roman" w:hAnsi="Times New Roman" w:cs="Times New Roman"/>
+        <w:rFonts w:asciiTheme="minorHAnsi" w:eastAsiaTheme="minorEastAsia" w:hAnsiTheme="minorHAnsi" w:cstheme="minorBidi"/>
+        <w:sz w:val="22"/>
+        <w:szCs w:val="22"/>
         <w:lang w:val="en-US" w:eastAsia="en-US" w:bidi="ar-SA"/>
       </w:rPr>
     </w:rPrDefault>
-    <w:pPrDefault/>
+    <w:pPrDefault>
+      <w:pPr>
+        <w:spacing w:after="200" w:line="276" w:lineRule="auto"/>
+      </w:pPr>
+    </w:pPrDefault>
   </w:docDefaults>
   <w:latentStyles w:defLockedState="0" w:defUIPriority="99" w:defSemiHidden="0" w:defUnhideWhenUsed="0" w:defQFormat="0" w:count="371">
     <w:lsdException w:name="Normal" w:uiPriority="0" w:qFormat="1"/>
@@ -3083,16 +2614,6 @@
     <w:lsdException w:name="List Table 6 Colorful Accent 6" w:uiPriority="51"/>
     <w:lsdException w:name="List Table 7 Colorful Accent 6" w:uiPriority="52"/>
   </w:latentStyles>
-  <w:style w:type="paragraph" w:default="1" w:styleId="Normal">
-    <w:name w:val="Normal"/>
-    <w:qFormat/>
-    <w:rsid w:val="00A205CF"/>
-    <w:rPr>
-      <w:rFonts w:eastAsiaTheme="minorEastAsia"/>
-      <w:sz w:val="24"/>
-      <w:szCs w:val="24"/>
-    </w:rPr>
-  </w:style>
   <w:style w:type="paragraph" w:styleId="Heading1">
     <w:name w:val="heading 1"/>
     <w:basedOn w:val="Normal"/>
@@ -13810,6 +13331,120 @@
     </w:pPr>
     <w:rPr>
       <w:lang w:val="bg-BG"/>
+    </w:rPr>
+  </w:style>
+  <w:style w:type="paragraph" w:default="1" w:styleId="Normal">
+    <w:name w:val="Normal"/>
+    <w:qFormat/>
+    <w:rsid w:val="00FC693F"/>
+    <w:pPr>
+      <w:spacing w:after="60" w:line="300" w:lineRule="auto"/>
+    </w:pPr>
+    <w:rPr>
+      <w:rFonts w:ascii="Georgia" w:hAnsi="Georgia"/>
+      <w:color w:val="1C1C1C"/>
+      <w:sz w:val="20"/>
+    </w:rPr>
+  </w:style>
+  <w:style w:type="paragraph" w:customStyle="1" w:styleId="DocumentMeta">
+    <w:name w:val="Document Meta"/>
+    <w:basedOn w:val="Normal"/>
+    <w:pPr>
+      <w:spacing w:after="40" w:line="240" w:lineRule="auto"/>
+    </w:pPr>
+    <w:rPr>
+      <w:rFonts w:ascii="Arial" w:hAnsi="Arial"/>
+      <w:color w:val="6F6F6F"/>
+      <w:sz w:val="17"/>
+    </w:rPr>
+  </w:style>
+  <w:style w:type="paragraph" w:customStyle="1" w:styleId="DocumentTitle">
+    <w:name w:val="Document Title"/>
+    <w:basedOn w:val="Normal"/>
+    <w:pPr>
+      <w:spacing w:after="80" w:line="240" w:lineRule="auto"/>
+    </w:pPr>
+    <w:rPr>
+      <w:rFonts w:ascii="Arial" w:hAnsi="Arial"/>
+      <w:b/>
+      <w:color w:val="1F3A5F"/>
+      <w:sz w:val="32"/>
+    </w:rPr>
+  </w:style>
+  <w:style w:type="paragraph" w:customStyle="1" w:styleId="DocumentSubtitle">
+    <w:name w:val="Document Subtitle"/>
+    <w:basedOn w:val="Normal"/>
+    <w:pPr>
+      <w:spacing w:after="180" w:line="288" w:lineRule="auto"/>
+    </w:pPr>
+    <w:rPr>
+      <w:rFonts w:ascii="Arial" w:hAnsi="Arial"/>
+      <w:b/>
+      <w:sz w:val="21"/>
+    </w:rPr>
+  </w:style>
+  <w:style w:type="paragraph" w:customStyle="1" w:styleId="LegalBody">
+    <w:name w:val="Legal Body"/>
+    <w:basedOn w:val="Normal"/>
+  </w:style>
+  <w:style w:type="paragraph" w:customStyle="1" w:styleId="FieldHint">
+    <w:name w:val="Field Hint"/>
+    <w:basedOn w:val="Normal"/>
+    <w:pPr>
+      <w:spacing w:after="80" w:line="252" w:lineRule="auto"/>
+    </w:pPr>
+    <w:rPr>
+      <w:rFonts w:ascii="Arial" w:hAnsi="Arial"/>
+      <w:i/>
+      <w:color w:val="6F6F6F"/>
+      <w:sz w:val="16"/>
+    </w:rPr>
+  </w:style>
+  <w:style w:type="paragraph" w:customStyle="1" w:styleId="SectionHeading">
+    <w:name w:val="Section Heading"/>
+    <w:basedOn w:val="Normal"/>
+    <w:pPr>
+      <w:spacing w:after="100" w:line="240" w:lineRule="auto"/>
+    </w:pPr>
+    <w:rPr>
+      <w:rFonts w:ascii="Arial" w:hAnsi="Arial"/>
+      <w:b/>
+      <w:color w:val="1F3A5F"/>
+      <w:sz w:val="21"/>
+    </w:rPr>
+  </w:style>
+  <w:style w:type="paragraph" w:customStyle="1" w:styleId="FieldLabel">
+    <w:name w:val="Field Label"/>
+    <w:basedOn w:val="Normal"/>
+    <w:pPr>
+      <w:spacing w:after="0" w:line="252" w:lineRule="auto"/>
+    </w:pPr>
+    <w:rPr>
+      <w:rFonts w:ascii="Arial" w:hAnsi="Arial"/>
+      <w:b/>
+      <w:sz w:val="18"/>
+    </w:rPr>
+  </w:style>
+  <w:style w:type="paragraph" w:customStyle="1" w:styleId="FieldValue">
+    <w:name w:val="Field Value"/>
+    <w:basedOn w:val="Normal"/>
+    <w:pPr>
+      <w:spacing w:after="0" w:line="276" w:lineRule="auto"/>
+    </w:pPr>
+    <w:rPr>
+      <w:sz w:val="18"/>
+    </w:rPr>
+  </w:style>
+  <w:style w:type="paragraph" w:customStyle="1" w:styleId="SignatureRole">
+    <w:name w:val="Signature Role"/>
+    <w:basedOn w:val="Normal"/>
+    <w:pPr>
+      <w:spacing w:after="0" w:line="252" w:lineRule="auto"/>
+    </w:pPr>
+    <w:rPr>
+      <w:rFonts w:ascii="Arial" w:hAnsi="Arial"/>
+      <w:b/>
+      <w:sz w:val="17"/>
     </w:rPr>
   </w:style>
 </w:styles>

--- a/templates/Okonchatelen_Doklad_Template.docx
+++ b/templates/Okonchatelen_Doklad_Template.docx
@@ -1695,7 +1695,7 @@
     </w:p>
     <w:p>
       <w:pPr>
-        <w:pStyle w:val="FieldHint"/>
+        <w:pStyle w:val="SignatureLine"/>
       </w:pPr>
       <w:r>
         <w:t xml:space="preserve">   ({{Консултант_Управител}})</w:t>
@@ -13447,6 +13447,22 @@
       <w:sz w:val="17"/>
     </w:rPr>
   </w:style>
+  <w:style w:type="paragraph" w:customStyle="1" w:styleId="SignatureLine">
+    <w:name w:val="Signature Line"/>
+    <w:basedOn w:val="Normal"/>
+    <w:pPr>
+      <w:spacing w:before="0" w:after="0" w:line="480" w:lineRule="auto"/>
+    </w:pPr>
+    <w:rPr>
+      <w:rFonts w:ascii="Arial" w:hAnsi="Arial" w:eastAsia="Arial" w:cs="Arial"/>
+      <w:b w:val="0"/>
+      <w:bCs w:val="0"/>
+      <w:i w:val="1"/>
+      <w:iCs w:val="1"/>
+      <w:sz w:val="21"/>
+      <w:szCs w:val="21"/>
+    </w:rPr>
+  </w:style>
 </w:styles>
 </file>
 

--- a/templates/Okonchatelen_Doklad_Template.docx
+++ b/templates/Okonchatelen_Doklad_Template.docx
@@ -1666,7 +1666,7 @@
     </w:p>
     <w:p>
       <w:pPr>
-        <w:pStyle w:val="LegalBody"/>
+        <w:pStyle w:val="SignatureLine"/>
       </w:pPr>
       <w:r>
         <w:lastRenderedPageBreak/>

--- a/templates/Okonchatelen_Doklad_Template.docx
+++ b/templates/Okonchatelen_Doklad_Template.docx
@@ -1717,7 +1717,7 @@
       <w:headerReference w:type="default" r:id="rId8"/>
       <w:footerReference w:type="default" r:id="rId11"/>
       <w:pgSz w:w="11906" w:h="16838"/>
-      <w:pgMar w:top="850" w:right="707" w:bottom="850" w:left="1020" w:header="284" w:footer="0" w:gutter="0"/>
+      <w:pgMar w:top="850" w:right="707" w:bottom="850" w:left="1020" w:header="284" w:footer="340" w:gutter="0"/>
       <w:cols w:space="720"/>
       <w:docGrid w:linePitch="360"/>
     </w:sectPr>
@@ -1749,7 +1749,21 @@
   <w:p>
     <w:pPr>
       <w:pStyle w:val="Footer"/>
+      <w:spacing w:before="0" w:after="0" w:line="240" w:lineRule="auto"/>
+      <w:jc w:val="center"/>
+      <w:pBdr>
+        <w:top w:val="single" w:sz="4" w:space="4" w:color="BCBCBC"/>
+      </w:pBdr>
     </w:pPr>
+    <w:r>
+      <w:rPr>
+        <w:rFonts w:ascii="Arial" w:hAnsi="Arial" w:eastAsia="Arial"/>
+        <w:i/>
+        <w:color w:val="6F6F6F"/>
+        <w:sz w:val="16"/>
+      </w:rPr>
+      <w:t>{{Строеж}} · {{Адрес}}</w:t>
+    </w:r>
   </w:p>
 </w:ftr>
 </file>
